--- a/Take-Home Exam Report.docx
+++ b/Take-Home Exam Report.docx
@@ -152,16 +152,7 @@
         <w:jc w:val="center"/>
       </w:pPr>
       <w:r>
-        <w:t>Dr.</w:t>
-      </w:r>
-      <w:r>
-        <w:t>-Ing.</w:t>
-      </w:r>
-      <w:r>
-        <w:t xml:space="preserve"> </w:t>
-      </w:r>
-      <w:r>
-        <w:t>Grigory Devadze</w:t>
+        <w:t>Dr.-Ing. Grigory Devadze</w:t>
       </w:r>
     </w:p>
     <w:p>
@@ -169,13 +160,7 @@
         <w:jc w:val="center"/>
       </w:pPr>
       <w:r>
-        <w:t>August</w:t>
-      </w:r>
-      <w:r>
-        <w:t xml:space="preserve"> </w:t>
-      </w:r>
-      <w:r>
-        <w:t>14</w:t>
+        <w:t>August 14</w:t>
       </w:r>
       <w:r>
         <w:rPr>
@@ -194,9 +179,12 @@
         </w:rPr>
       </w:pPr>
       <w:r>
+        <w:rPr>
+          <w:noProof/>
+        </w:rPr>
         <w:lastRenderedPageBreak/>
         <w:drawing>
-          <wp:anchor distT="0" distB="0" distL="114300" distR="114300" simplePos="0" relativeHeight="251658240" behindDoc="1" locked="0" layoutInCell="1" allowOverlap="1" wp14:anchorId="7B6F28AB" wp14:editId="65467316">
+          <wp:anchor distT="0" distB="0" distL="114300" distR="114300" simplePos="0" relativeHeight="251658240" behindDoc="1" locked="0" layoutInCell="1" allowOverlap="1" wp14:anchorId="7B6F28AB" wp14:editId="3A30CC82">
             <wp:simplePos x="0" y="0"/>
             <wp:positionH relativeFrom="margin">
               <wp:align>left</wp:align>
@@ -278,8 +266,19 @@
         <w:t>data</w:t>
       </w:r>
       <w:r>
-        <w:t>), and we split it into the individual movie:grade formats into the new list single data. Then, this data is cycled to divide the system into the movie names (</w:t>
-      </w:r>
+        <w:t xml:space="preserve">), and we split it into the individual </w:t>
+      </w:r>
+      <w:proofErr w:type="spellStart"/>
+      <w:proofErr w:type="gramStart"/>
+      <w:r>
+        <w:t>movie:grade</w:t>
+      </w:r>
+      <w:proofErr w:type="spellEnd"/>
+      <w:proofErr w:type="gramEnd"/>
+      <w:r>
+        <w:t xml:space="preserve"> formats into the new list single data. Then, this data is cycled to divide the system into the movie names (</w:t>
+      </w:r>
+      <w:proofErr w:type="spellStart"/>
       <w:r>
         <w:rPr>
           <w:i/>
@@ -287,6 +286,7 @@
         </w:rPr>
         <w:t>movienames</w:t>
       </w:r>
+      <w:proofErr w:type="spellEnd"/>
       <w:r>
         <w:t>) and the grades (</w:t>
       </w:r>
@@ -300,6 +300,7 @@
       <w:r>
         <w:t xml:space="preserve">). Then both lists are joined into a tuple, who is then added into a list of movie names and grades named </w:t>
       </w:r>
+      <w:proofErr w:type="spellStart"/>
       <w:r>
         <w:rPr>
           <w:i/>
@@ -307,15 +308,25 @@
         </w:rPr>
         <w:t>parseddata</w:t>
       </w:r>
+      <w:proofErr w:type="spellEnd"/>
       <w:r>
         <w:t xml:space="preserve">. Printing this </w:t>
       </w:r>
-      <w:r>
-        <w:rPr>
-          <w:i/>
-          <w:iCs/>
-        </w:rPr>
-        <w:t xml:space="preserve">parseddata </w:t>
+      <w:proofErr w:type="spellStart"/>
+      <w:r>
+        <w:rPr>
+          <w:i/>
+          <w:iCs/>
+        </w:rPr>
+        <w:t>parseddata</w:t>
+      </w:r>
+      <w:proofErr w:type="spellEnd"/>
+      <w:r>
+        <w:rPr>
+          <w:i/>
+          <w:iCs/>
+        </w:rPr>
+        <w:t xml:space="preserve"> </w:t>
       </w:r>
       <w:r>
         <w:t>gives us the list with the tuples.</w:t>
@@ -326,8 +337,11 @@
     <w:p/>
     <w:p>
       <w:r>
+        <w:rPr>
+          <w:noProof/>
+        </w:rPr>
         <w:drawing>
-          <wp:anchor distT="0" distB="0" distL="114300" distR="114300" simplePos="0" relativeHeight="251659264" behindDoc="1" locked="0" layoutInCell="1" allowOverlap="1" wp14:anchorId="52FE3C08" wp14:editId="5AFE350F">
+          <wp:anchor distT="0" distB="0" distL="114300" distR="114300" simplePos="0" relativeHeight="251659264" behindDoc="1" locked="0" layoutInCell="1" allowOverlap="1" wp14:anchorId="52FE3C08" wp14:editId="03E31888">
             <wp:simplePos x="0" y="0"/>
             <wp:positionH relativeFrom="margin">
               <wp:align>left</wp:align>
@@ -393,12 +407,21 @@
       <w:r>
         <w:t xml:space="preserve">For the average ratings, we take the </w:t>
       </w:r>
-      <w:r>
-        <w:rPr>
-          <w:i/>
-          <w:iCs/>
-        </w:rPr>
-        <w:t xml:space="preserve">movienames </w:t>
+      <w:proofErr w:type="spellStart"/>
+      <w:r>
+        <w:rPr>
+          <w:i/>
+          <w:iCs/>
+        </w:rPr>
+        <w:t>movienames</w:t>
+      </w:r>
+      <w:proofErr w:type="spellEnd"/>
+      <w:r>
+        <w:rPr>
+          <w:i/>
+          <w:iCs/>
+        </w:rPr>
+        <w:t xml:space="preserve"> </w:t>
       </w:r>
       <w:r>
         <w:t xml:space="preserve">and </w:t>
@@ -413,12 +436,21 @@
       <w:r>
         <w:t xml:space="preserve">data, and we use the input (default input: “Dune”) to check what movie are we looking for and add its grade to the value </w:t>
       </w:r>
-      <w:r>
-        <w:rPr>
-          <w:i/>
-          <w:iCs/>
-        </w:rPr>
-        <w:t xml:space="preserve">preavg, </w:t>
+      <w:proofErr w:type="spellStart"/>
+      <w:r>
+        <w:rPr>
+          <w:i/>
+          <w:iCs/>
+        </w:rPr>
+        <w:t>preavg</w:t>
+      </w:r>
+      <w:proofErr w:type="spellEnd"/>
+      <w:r>
+        <w:rPr>
+          <w:i/>
+          <w:iCs/>
+        </w:rPr>
+        <w:t xml:space="preserve">, </w:t>
       </w:r>
       <w:r>
         <w:t>utilizing the listing cycle</w:t>
@@ -443,12 +475,21 @@
       <w:r>
         <w:t xml:space="preserve">to count how many movies there are. Afterwards, we just divide the </w:t>
       </w:r>
-      <w:r>
-        <w:rPr>
-          <w:i/>
-          <w:iCs/>
-        </w:rPr>
-        <w:t xml:space="preserve">preavg </w:t>
+      <w:proofErr w:type="spellStart"/>
+      <w:r>
+        <w:rPr>
+          <w:i/>
+          <w:iCs/>
+        </w:rPr>
+        <w:t>preavg</w:t>
+      </w:r>
+      <w:proofErr w:type="spellEnd"/>
+      <w:r>
+        <w:rPr>
+          <w:i/>
+          <w:iCs/>
+        </w:rPr>
+        <w:t xml:space="preserve"> </w:t>
       </w:r>
       <w:r>
         <w:t xml:space="preserve">and the </w:t>
@@ -477,8 +518,11 @@
     <w:p/>
     <w:p>
       <w:r>
+        <w:rPr>
+          <w:noProof/>
+        </w:rPr>
         <w:drawing>
-          <wp:anchor distT="0" distB="0" distL="114300" distR="114300" simplePos="0" relativeHeight="251660288" behindDoc="1" locked="0" layoutInCell="1" allowOverlap="1" wp14:anchorId="3C88FB2B" wp14:editId="0A570F2B">
+          <wp:anchor distT="0" distB="0" distL="114300" distR="114300" simplePos="0" relativeHeight="251660288" behindDoc="1" locked="0" layoutInCell="1" allowOverlap="1" wp14:anchorId="3C88FB2B" wp14:editId="3AE1CF86">
             <wp:simplePos x="0" y="0"/>
             <wp:positionH relativeFrom="margin">
               <wp:align>left</wp:align>
@@ -550,12 +594,21 @@
       <w:r>
         <w:t xml:space="preserve">o calculate the average of the movie. Afterwards, we create a list of the movies and its averages by checking it against a list of movies already on the list. This value </w:t>
       </w:r>
-      <w:r>
-        <w:rPr>
-          <w:i/>
-          <w:iCs/>
-        </w:rPr>
-        <w:t xml:space="preserve">avge </w:t>
+      <w:proofErr w:type="spellStart"/>
+      <w:r>
+        <w:rPr>
+          <w:i/>
+          <w:iCs/>
+        </w:rPr>
+        <w:t>avge</w:t>
+      </w:r>
+      <w:proofErr w:type="spellEnd"/>
+      <w:r>
+        <w:rPr>
+          <w:i/>
+          <w:iCs/>
+        </w:rPr>
+        <w:t xml:space="preserve"> </w:t>
       </w:r>
       <w:r>
         <w:t xml:space="preserve">is compared to a value set as </w:t>
@@ -570,12 +623,21 @@
       <w:r>
         <w:t xml:space="preserve">and if its higher to the current value, it’s appended to </w:t>
       </w:r>
-      <w:r>
-        <w:rPr>
-          <w:i/>
-          <w:iCs/>
-        </w:rPr>
-        <w:t xml:space="preserve">moviemax </w:t>
+      <w:proofErr w:type="spellStart"/>
+      <w:r>
+        <w:rPr>
+          <w:i/>
+          <w:iCs/>
+        </w:rPr>
+        <w:t>moviemax</w:t>
+      </w:r>
+      <w:proofErr w:type="spellEnd"/>
+      <w:r>
+        <w:rPr>
+          <w:i/>
+          <w:iCs/>
+        </w:rPr>
+        <w:t xml:space="preserve"> </w:t>
       </w:r>
       <w:r>
         <w:t>along with the movie name</w:t>
@@ -590,22 +652,46 @@
       <w:r>
         <w:t xml:space="preserve">In case we have two movies with the same grades, it adds the value </w:t>
       </w:r>
-      <w:r>
-        <w:rPr>
-          <w:i/>
-          <w:iCs/>
-        </w:rPr>
-        <w:t xml:space="preserve">vally </w:t>
-      </w:r>
-      <w:r>
-        <w:t>so the final if defines whether its one or two movies.</w:t>
-      </w:r>
-    </w:p>
-    <w:p>
-      <w:r>
+      <w:proofErr w:type="spellStart"/>
+      <w:proofErr w:type="gramStart"/>
+      <w:r>
+        <w:rPr>
+          <w:i/>
+          <w:iCs/>
+        </w:rPr>
+        <w:t>vally</w:t>
+      </w:r>
+      <w:proofErr w:type="spellEnd"/>
+      <w:proofErr w:type="gramEnd"/>
+      <w:r>
+        <w:rPr>
+          <w:i/>
+          <w:iCs/>
+        </w:rPr>
+        <w:t xml:space="preserve"> </w:t>
+      </w:r>
+      <w:r>
+        <w:t xml:space="preserve">so the final if defines whether </w:t>
+      </w:r>
+      <w:proofErr w:type="spellStart"/>
+      <w:proofErr w:type="gramStart"/>
+      <w:r>
+        <w:t>its</w:t>
+      </w:r>
+      <w:proofErr w:type="spellEnd"/>
+      <w:proofErr w:type="gramEnd"/>
+      <w:r>
+        <w:t xml:space="preserve"> one or two movies.</w:t>
+      </w:r>
+    </w:p>
+    <w:p>
+      <w:r>
+        <w:rPr>
+          <w:noProof/>
+        </w:rPr>
         <w:lastRenderedPageBreak/>
         <w:drawing>
-          <wp:anchor distT="0" distB="0" distL="114300" distR="114300" simplePos="0" relativeHeight="251661312" behindDoc="1" locked="0" layoutInCell="1" allowOverlap="1" wp14:anchorId="6E7BD7F1" wp14:editId="4AFDEC17">
+          <wp:anchor distT="0" distB="0" distL="114300" distR="114300" simplePos="0" relativeHeight="251661312" behindDoc="1" locked="0" layoutInCell="1" allowOverlap="1" wp14:anchorId="6E7BD7F1" wp14:editId="77E8D935">
             <wp:simplePos x="0" y="0"/>
             <wp:positionH relativeFrom="margin">
               <wp:align>left</wp:align>
@@ -669,17 +755,590 @@
         </w:drawing>
       </w:r>
       <w:r>
-        <w:t>Finally, for the rating counts, we use the same check to see if the movie is already on the list. If it’s not, the movie is counted with the .count function and its result and the movie name is added to a list as a tuple. Then the whole list is printed by itself.</w:t>
+        <w:t xml:space="preserve">Finally, for the rating counts, we use the same check to see if the movie is already on the list. If it’s not, the movie is counted with </w:t>
+      </w:r>
+      <w:proofErr w:type="gramStart"/>
+      <w:r>
+        <w:t>the .count</w:t>
+      </w:r>
+      <w:proofErr w:type="gramEnd"/>
+      <w:r>
+        <w:t xml:space="preserve"> function and its result and the movie name is added to a list as a tuple. Then the whole list is printed by itself.</w:t>
       </w:r>
     </w:p>
     <w:p/>
     <w:p/>
     <w:p/>
     <w:p>
-      <w:r>
+      <w:pPr>
+        <w:rPr>
+          <w:rStyle w:val="IntenseReference"/>
+        </w:rPr>
+      </w:pPr>
+      <w:r>
+        <w:rPr>
+          <w:rStyle w:val="IntenseReference"/>
+        </w:rPr>
+        <w:drawing>
+          <wp:anchor distT="0" distB="0" distL="114300" distR="114300" simplePos="0" relativeHeight="251662336" behindDoc="1" locked="0" layoutInCell="1" allowOverlap="1" wp14:anchorId="7178A9B2" wp14:editId="212DDFA1">
+            <wp:simplePos x="0" y="0"/>
+            <wp:positionH relativeFrom="margin">
+              <wp:align>left</wp:align>
+            </wp:positionH>
+            <wp:positionV relativeFrom="paragraph">
+              <wp:posOffset>316230</wp:posOffset>
+            </wp:positionV>
+            <wp:extent cx="2607945" cy="2424430"/>
+            <wp:effectExtent l="0" t="0" r="1905" b="0"/>
+            <wp:wrapTight wrapText="bothSides">
+              <wp:wrapPolygon edited="0">
+                <wp:start x="0" y="0"/>
+                <wp:lineTo x="0" y="21385"/>
+                <wp:lineTo x="21458" y="21385"/>
+                <wp:lineTo x="21458" y="0"/>
+                <wp:lineTo x="0" y="0"/>
+              </wp:wrapPolygon>
+            </wp:wrapTight>
+            <wp:docPr id="1631292761" name="Picture 1"/>
+            <wp:cNvGraphicFramePr>
+              <a:graphicFrameLocks xmlns:a="http://schemas.openxmlformats.org/drawingml/2006/main" noChangeAspect="1"/>
+            </wp:cNvGraphicFramePr>
+            <a:graphic xmlns:a="http://schemas.openxmlformats.org/drawingml/2006/main">
+              <a:graphicData uri="http://schemas.openxmlformats.org/drawingml/2006/picture">
+                <pic:pic xmlns:pic="http://schemas.openxmlformats.org/drawingml/2006/picture">
+                  <pic:nvPicPr>
+                    <pic:cNvPr id="1631292761" name=""/>
+                    <pic:cNvPicPr/>
+                  </pic:nvPicPr>
+                  <pic:blipFill>
+                    <a:blip r:embed="rId8">
+                      <a:extLst>
+                        <a:ext uri="{28A0092B-C50C-407E-A947-70E740481C1C}">
+                          <a14:useLocalDpi xmlns:a14="http://schemas.microsoft.com/office/drawing/2010/main" val="0"/>
+                        </a:ext>
+                      </a:extLst>
+                    </a:blip>
+                    <a:stretch>
+                      <a:fillRect/>
+                    </a:stretch>
+                  </pic:blipFill>
+                  <pic:spPr>
+                    <a:xfrm>
+                      <a:off x="0" y="0"/>
+                      <a:ext cx="2610388" cy="2427000"/>
+                    </a:xfrm>
+                    <a:prstGeom prst="rect">
+                      <a:avLst/>
+                    </a:prstGeom>
+                  </pic:spPr>
+                </pic:pic>
+              </a:graphicData>
+            </a:graphic>
+            <wp14:sizeRelH relativeFrom="margin">
+              <wp14:pctWidth>0</wp14:pctWidth>
+            </wp14:sizeRelH>
+            <wp14:sizeRelV relativeFrom="margin">
+              <wp14:pctHeight>0</wp14:pctHeight>
+            </wp14:sizeRelV>
+          </wp:anchor>
+        </w:drawing>
+      </w:r>
+      <w:r>
+        <w:rPr>
+          <w:rStyle w:val="IntenseReference"/>
+        </w:rPr>
         <w:t xml:space="preserve">Question 2 - Gradebook </w:t>
       </w:r>
     </w:p>
+    <w:p>
+      <w:r>
+        <w:t xml:space="preserve">The first thing done in the program was to obtain a list consisting of the subjects to use in future functions. With these, we utilize them to loop the subjects, followed by the loop that checks every student in that subject. It uses the input to check whether to add the subject to the </w:t>
+      </w:r>
+      <w:proofErr w:type="spellStart"/>
+      <w:r>
+        <w:rPr>
+          <w:i/>
+          <w:iCs/>
+        </w:rPr>
+        <w:t>tempst</w:t>
+      </w:r>
+      <w:proofErr w:type="spellEnd"/>
+      <w:r>
+        <w:rPr>
+          <w:i/>
+          <w:iCs/>
+        </w:rPr>
+        <w:t xml:space="preserve"> </w:t>
+      </w:r>
+      <w:r>
+        <w:t>set. Otherwise, it passes. Then this set is printed.</w:t>
+      </w:r>
+    </w:p>
+    <w:p/>
+    <w:p/>
+    <w:p>
+      <w:r>
+        <w:drawing>
+          <wp:anchor distT="0" distB="0" distL="114300" distR="114300" simplePos="0" relativeHeight="251663360" behindDoc="1" locked="0" layoutInCell="1" allowOverlap="1" wp14:anchorId="0F6D752C" wp14:editId="3D92E27A">
+            <wp:simplePos x="0" y="0"/>
+            <wp:positionH relativeFrom="margin">
+              <wp:align>left</wp:align>
+            </wp:positionH>
+            <wp:positionV relativeFrom="paragraph">
+              <wp:posOffset>260350</wp:posOffset>
+            </wp:positionV>
+            <wp:extent cx="2717800" cy="3041015"/>
+            <wp:effectExtent l="0" t="0" r="6350" b="6985"/>
+            <wp:wrapTight wrapText="bothSides">
+              <wp:wrapPolygon edited="0">
+                <wp:start x="0" y="0"/>
+                <wp:lineTo x="0" y="21514"/>
+                <wp:lineTo x="21499" y="21514"/>
+                <wp:lineTo x="21499" y="0"/>
+                <wp:lineTo x="0" y="0"/>
+              </wp:wrapPolygon>
+            </wp:wrapTight>
+            <wp:docPr id="1878647137" name="Picture 1"/>
+            <wp:cNvGraphicFramePr>
+              <a:graphicFrameLocks xmlns:a="http://schemas.openxmlformats.org/drawingml/2006/main" noChangeAspect="1"/>
+            </wp:cNvGraphicFramePr>
+            <a:graphic xmlns:a="http://schemas.openxmlformats.org/drawingml/2006/main">
+              <a:graphicData uri="http://schemas.openxmlformats.org/drawingml/2006/picture">
+                <pic:pic xmlns:pic="http://schemas.openxmlformats.org/drawingml/2006/picture">
+                  <pic:nvPicPr>
+                    <pic:cNvPr id="1878647137" name=""/>
+                    <pic:cNvPicPr/>
+                  </pic:nvPicPr>
+                  <pic:blipFill rotWithShape="1">
+                    <a:blip r:embed="rId9">
+                      <a:extLst>
+                        <a:ext uri="{28A0092B-C50C-407E-A947-70E740481C1C}">
+                          <a14:useLocalDpi xmlns:a14="http://schemas.microsoft.com/office/drawing/2010/main" val="0"/>
+                        </a:ext>
+                      </a:extLst>
+                    </a:blip>
+                    <a:srcRect r="11603"/>
+                    <a:stretch>
+                      <a:fillRect/>
+                    </a:stretch>
+                  </pic:blipFill>
+                  <pic:spPr bwMode="auto">
+                    <a:xfrm>
+                      <a:off x="0" y="0"/>
+                      <a:ext cx="2732931" cy="3058159"/>
+                    </a:xfrm>
+                    <a:prstGeom prst="rect">
+                      <a:avLst/>
+                    </a:prstGeom>
+                    <a:ln>
+                      <a:noFill/>
+                    </a:ln>
+                    <a:extLst>
+                      <a:ext uri="{53640926-AAD7-44D8-BBD7-CCE9431645EC}">
+                        <a14:shadowObscured xmlns:a14="http://schemas.microsoft.com/office/drawing/2010/main"/>
+                      </a:ext>
+                    </a:extLst>
+                  </pic:spPr>
+                </pic:pic>
+              </a:graphicData>
+            </a:graphic>
+            <wp14:sizeRelH relativeFrom="margin">
+              <wp14:pctWidth>0</wp14:pctWidth>
+            </wp14:sizeRelH>
+            <wp14:sizeRelV relativeFrom="margin">
+              <wp14:pctHeight>0</wp14:pctHeight>
+            </wp14:sizeRelV>
+          </wp:anchor>
+        </w:drawing>
+      </w:r>
+    </w:p>
+    <w:p>
+      <w:r>
+        <w:t xml:space="preserve">For the </w:t>
+      </w:r>
+      <w:proofErr w:type="spellStart"/>
+      <w:r>
+        <w:t>takes_all</w:t>
+      </w:r>
+      <w:proofErr w:type="spellEnd"/>
+      <w:r>
+        <w:t xml:space="preserve"> function, we first create a set with all kids once called </w:t>
+      </w:r>
+      <w:r>
+        <w:rPr>
+          <w:i/>
+          <w:iCs/>
+        </w:rPr>
+        <w:t xml:space="preserve">kids </w:t>
+      </w:r>
+      <w:r>
+        <w:t xml:space="preserve">and one set called </w:t>
+      </w:r>
+      <w:proofErr w:type="spellStart"/>
+      <w:r>
+        <w:rPr>
+          <w:i/>
+          <w:iCs/>
+        </w:rPr>
+        <w:t>notinclass</w:t>
+      </w:r>
+      <w:proofErr w:type="spellEnd"/>
+      <w:r>
+        <w:rPr>
+          <w:i/>
+          <w:iCs/>
+        </w:rPr>
+        <w:t xml:space="preserve"> </w:t>
+      </w:r>
+      <w:r>
+        <w:t xml:space="preserve">which is, at the beginning, equal to </w:t>
+      </w:r>
+      <w:r>
+        <w:rPr>
+          <w:i/>
+          <w:iCs/>
+        </w:rPr>
+        <w:t xml:space="preserve">kids. </w:t>
+      </w:r>
+      <w:r>
+        <w:t xml:space="preserve">Then, we make a for loop using the subjects, then we use the keys function to obtain a list of kids in that subject. That list is subtracted from the </w:t>
+      </w:r>
+      <w:proofErr w:type="spellStart"/>
+      <w:r>
+        <w:rPr>
+          <w:i/>
+          <w:iCs/>
+        </w:rPr>
+        <w:t>notinclass</w:t>
+      </w:r>
+      <w:proofErr w:type="spellEnd"/>
+      <w:r>
+        <w:rPr>
+          <w:i/>
+          <w:iCs/>
+        </w:rPr>
+        <w:t xml:space="preserve"> </w:t>
+      </w:r>
+      <w:r>
+        <w:t xml:space="preserve">variables, thus giving us a list of students not in that subject. This list is subtracted from the </w:t>
+      </w:r>
+      <w:proofErr w:type="spellStart"/>
+      <w:r>
+        <w:rPr>
+          <w:i/>
+          <w:iCs/>
+        </w:rPr>
+        <w:t>allinclass</w:t>
+      </w:r>
+      <w:proofErr w:type="spellEnd"/>
+      <w:r>
+        <w:rPr>
+          <w:i/>
+          <w:iCs/>
+        </w:rPr>
+        <w:t xml:space="preserve"> </w:t>
+      </w:r>
+      <w:r>
+        <w:t xml:space="preserve">variable, which is a list of students that go to all classes. </w:t>
+      </w:r>
+      <w:r>
+        <w:t xml:space="preserve">If a student is in all classes, it never appears in </w:t>
+      </w:r>
+      <w:proofErr w:type="spellStart"/>
+      <w:proofErr w:type="gramStart"/>
+      <w:r>
+        <w:rPr>
+          <w:i/>
+          <w:iCs/>
+        </w:rPr>
+        <w:t>notinclass</w:t>
+      </w:r>
+      <w:proofErr w:type="spellEnd"/>
+      <w:r>
+        <w:rPr>
+          <w:i/>
+          <w:iCs/>
+        </w:rPr>
+        <w:t xml:space="preserve"> .</w:t>
+      </w:r>
+      <w:r>
+        <w:t>When</w:t>
+      </w:r>
+      <w:proofErr w:type="gramEnd"/>
+      <w:r>
+        <w:t xml:space="preserve"> all subjects are checked, this list is printed. However, i</w:t>
+      </w:r>
+      <w:r>
+        <w:t>f</w:t>
+      </w:r>
+      <w:r>
+        <w:t xml:space="preserve"> this list is empty, it prints “No student is in all classes.”.</w:t>
+      </w:r>
+    </w:p>
+    <w:p>
+      <w:r>
+        <w:lastRenderedPageBreak/>
+        <w:drawing>
+          <wp:anchor distT="0" distB="0" distL="114300" distR="114300" simplePos="0" relativeHeight="251664384" behindDoc="1" locked="0" layoutInCell="1" allowOverlap="1" wp14:anchorId="0934C109" wp14:editId="36BE48AA">
+            <wp:simplePos x="0" y="0"/>
+            <wp:positionH relativeFrom="margin">
+              <wp:align>left</wp:align>
+            </wp:positionH>
+            <wp:positionV relativeFrom="paragraph">
+              <wp:posOffset>423</wp:posOffset>
+            </wp:positionV>
+            <wp:extent cx="2736215" cy="2606675"/>
+            <wp:effectExtent l="0" t="0" r="6985" b="3175"/>
+            <wp:wrapTight wrapText="bothSides">
+              <wp:wrapPolygon edited="0">
+                <wp:start x="0" y="0"/>
+                <wp:lineTo x="0" y="21468"/>
+                <wp:lineTo x="21505" y="21468"/>
+                <wp:lineTo x="21505" y="0"/>
+                <wp:lineTo x="0" y="0"/>
+              </wp:wrapPolygon>
+            </wp:wrapTight>
+            <wp:docPr id="153635040" name="Picture 1"/>
+            <wp:cNvGraphicFramePr>
+              <a:graphicFrameLocks xmlns:a="http://schemas.openxmlformats.org/drawingml/2006/main" noChangeAspect="1"/>
+            </wp:cNvGraphicFramePr>
+            <a:graphic xmlns:a="http://schemas.openxmlformats.org/drawingml/2006/main">
+              <a:graphicData uri="http://schemas.openxmlformats.org/drawingml/2006/picture">
+                <pic:pic xmlns:pic="http://schemas.openxmlformats.org/drawingml/2006/picture">
+                  <pic:nvPicPr>
+                    <pic:cNvPr id="153635040" name=""/>
+                    <pic:cNvPicPr/>
+                  </pic:nvPicPr>
+                  <pic:blipFill>
+                    <a:blip r:embed="rId10">
+                      <a:extLst>
+                        <a:ext uri="{28A0092B-C50C-407E-A947-70E740481C1C}">
+                          <a14:useLocalDpi xmlns:a14="http://schemas.microsoft.com/office/drawing/2010/main" val="0"/>
+                        </a:ext>
+                      </a:extLst>
+                    </a:blip>
+                    <a:stretch>
+                      <a:fillRect/>
+                    </a:stretch>
+                  </pic:blipFill>
+                  <pic:spPr>
+                    <a:xfrm>
+                      <a:off x="0" y="0"/>
+                      <a:ext cx="2742378" cy="2612639"/>
+                    </a:xfrm>
+                    <a:prstGeom prst="rect">
+                      <a:avLst/>
+                    </a:prstGeom>
+                  </pic:spPr>
+                </pic:pic>
+              </a:graphicData>
+            </a:graphic>
+            <wp14:sizeRelH relativeFrom="margin">
+              <wp14:pctWidth>0</wp14:pctWidth>
+            </wp14:sizeRelH>
+            <wp14:sizeRelV relativeFrom="margin">
+              <wp14:pctHeight>0</wp14:pctHeight>
+            </wp14:sizeRelV>
+          </wp:anchor>
+        </w:drawing>
+      </w:r>
+      <w:r>
+        <w:t xml:space="preserve">For the student average, we use a similar method to the first exercise, but we add another level, where it checks the student within the subject. Dictionary checking is used to </w:t>
+      </w:r>
+      <w:proofErr w:type="spellStart"/>
+      <w:proofErr w:type="gramStart"/>
+      <w:r>
+        <w:t>managed</w:t>
+      </w:r>
+      <w:proofErr w:type="spellEnd"/>
+      <w:proofErr w:type="gramEnd"/>
+      <w:r>
+        <w:t xml:space="preserve"> the nested dictionary.</w:t>
+      </w:r>
+    </w:p>
+    <w:p/>
+    <w:p/>
+    <w:p/>
+    <w:p/>
+    <w:p/>
+    <w:p>
+      <w:r>
+        <w:drawing>
+          <wp:anchor distT="0" distB="0" distL="114300" distR="114300" simplePos="0" relativeHeight="251666432" behindDoc="1" locked="0" layoutInCell="1" allowOverlap="1" wp14:anchorId="7FF6EDD9" wp14:editId="5AA2BB6E">
+            <wp:simplePos x="0" y="0"/>
+            <wp:positionH relativeFrom="margin">
+              <wp:align>left</wp:align>
+            </wp:positionH>
+            <wp:positionV relativeFrom="paragraph">
+              <wp:posOffset>2809663</wp:posOffset>
+            </wp:positionV>
+            <wp:extent cx="2715260" cy="1943735"/>
+            <wp:effectExtent l="0" t="0" r="8890" b="0"/>
+            <wp:wrapTight wrapText="bothSides">
+              <wp:wrapPolygon edited="0">
+                <wp:start x="0" y="0"/>
+                <wp:lineTo x="0" y="21381"/>
+                <wp:lineTo x="21519" y="21381"/>
+                <wp:lineTo x="21519" y="0"/>
+                <wp:lineTo x="0" y="0"/>
+              </wp:wrapPolygon>
+            </wp:wrapTight>
+            <wp:docPr id="147859691" name="Picture 1"/>
+            <wp:cNvGraphicFramePr>
+              <a:graphicFrameLocks xmlns:a="http://schemas.openxmlformats.org/drawingml/2006/main" noChangeAspect="1"/>
+            </wp:cNvGraphicFramePr>
+            <a:graphic xmlns:a="http://schemas.openxmlformats.org/drawingml/2006/main">
+              <a:graphicData uri="http://schemas.openxmlformats.org/drawingml/2006/picture">
+                <pic:pic xmlns:pic="http://schemas.openxmlformats.org/drawingml/2006/picture">
+                  <pic:nvPicPr>
+                    <pic:cNvPr id="147859691" name=""/>
+                    <pic:cNvPicPr/>
+                  </pic:nvPicPr>
+                  <pic:blipFill>
+                    <a:blip r:embed="rId11">
+                      <a:extLst>
+                        <a:ext uri="{28A0092B-C50C-407E-A947-70E740481C1C}">
+                          <a14:useLocalDpi xmlns:a14="http://schemas.microsoft.com/office/drawing/2010/main" val="0"/>
+                        </a:ext>
+                      </a:extLst>
+                    </a:blip>
+                    <a:stretch>
+                      <a:fillRect/>
+                    </a:stretch>
+                  </pic:blipFill>
+                  <pic:spPr>
+                    <a:xfrm>
+                      <a:off x="0" y="0"/>
+                      <a:ext cx="2719185" cy="1946667"/>
+                    </a:xfrm>
+                    <a:prstGeom prst="rect">
+                      <a:avLst/>
+                    </a:prstGeom>
+                  </pic:spPr>
+                </pic:pic>
+              </a:graphicData>
+            </a:graphic>
+            <wp14:sizeRelH relativeFrom="margin">
+              <wp14:pctWidth>0</wp14:pctWidth>
+            </wp14:sizeRelH>
+            <wp14:sizeRelV relativeFrom="margin">
+              <wp14:pctHeight>0</wp14:pctHeight>
+            </wp14:sizeRelV>
+          </wp:anchor>
+        </w:drawing>
+      </w:r>
+      <w:r>
+        <w:drawing>
+          <wp:anchor distT="0" distB="0" distL="114300" distR="114300" simplePos="0" relativeHeight="251665408" behindDoc="1" locked="0" layoutInCell="1" allowOverlap="1" wp14:anchorId="3AB376C2" wp14:editId="7710F3BD">
+            <wp:simplePos x="0" y="0"/>
+            <wp:positionH relativeFrom="column">
+              <wp:posOffset>0</wp:posOffset>
+            </wp:positionH>
+            <wp:positionV relativeFrom="paragraph">
+              <wp:posOffset>-1270</wp:posOffset>
+            </wp:positionV>
+            <wp:extent cx="2716937" cy="2810933"/>
+            <wp:effectExtent l="0" t="0" r="7620" b="8890"/>
+            <wp:wrapTight wrapText="bothSides">
+              <wp:wrapPolygon edited="0">
+                <wp:start x="0" y="0"/>
+                <wp:lineTo x="0" y="21522"/>
+                <wp:lineTo x="21509" y="21522"/>
+                <wp:lineTo x="21509" y="0"/>
+                <wp:lineTo x="0" y="0"/>
+              </wp:wrapPolygon>
+            </wp:wrapTight>
+            <wp:docPr id="1260184907" name="Picture 1"/>
+            <wp:cNvGraphicFramePr>
+              <a:graphicFrameLocks xmlns:a="http://schemas.openxmlformats.org/drawingml/2006/main" noChangeAspect="1"/>
+            </wp:cNvGraphicFramePr>
+            <a:graphic xmlns:a="http://schemas.openxmlformats.org/drawingml/2006/main">
+              <a:graphicData uri="http://schemas.openxmlformats.org/drawingml/2006/picture">
+                <pic:pic xmlns:pic="http://schemas.openxmlformats.org/drawingml/2006/picture">
+                  <pic:nvPicPr>
+                    <pic:cNvPr id="1260184907" name=""/>
+                    <pic:cNvPicPr/>
+                  </pic:nvPicPr>
+                  <pic:blipFill>
+                    <a:blip r:embed="rId12">
+                      <a:extLst>
+                        <a:ext uri="{28A0092B-C50C-407E-A947-70E740481C1C}">
+                          <a14:useLocalDpi xmlns:a14="http://schemas.microsoft.com/office/drawing/2010/main" val="0"/>
+                        </a:ext>
+                      </a:extLst>
+                    </a:blip>
+                    <a:stretch>
+                      <a:fillRect/>
+                    </a:stretch>
+                  </pic:blipFill>
+                  <pic:spPr>
+                    <a:xfrm>
+                      <a:off x="0" y="0"/>
+                      <a:ext cx="2716937" cy="2810933"/>
+                    </a:xfrm>
+                    <a:prstGeom prst="rect">
+                      <a:avLst/>
+                    </a:prstGeom>
+                  </pic:spPr>
+                </pic:pic>
+              </a:graphicData>
+            </a:graphic>
+          </wp:anchor>
+        </w:drawing>
+      </w:r>
+      <w:r>
+        <w:t xml:space="preserve">For the final exercise, the honor roll, we create first another list of all kids. With this list, we created nested loops that will calculate the average grade for everyone student. This calculated average is then added into </w:t>
+      </w:r>
+      <w:proofErr w:type="spellStart"/>
+      <w:r>
+        <w:rPr>
+          <w:i/>
+          <w:iCs/>
+        </w:rPr>
+        <w:t>honorroll</w:t>
+      </w:r>
+      <w:proofErr w:type="spellEnd"/>
+      <w:r>
+        <w:t xml:space="preserve">, a list that includes all honor roll students. To make sure that only the students with the </w:t>
+      </w:r>
+      <w:r>
+        <w:t>input</w:t>
+      </w:r>
+      <w:r>
+        <w:t xml:space="preserve"> grade enter, this append is inside </w:t>
+      </w:r>
+      <w:proofErr w:type="gramStart"/>
+      <w:r>
+        <w:t>an</w:t>
+      </w:r>
+      <w:proofErr w:type="gramEnd"/>
+      <w:r>
+        <w:t xml:space="preserve"> if that depends on the average obtained. </w:t>
+      </w:r>
+      <w:r>
+        <w:t xml:space="preserve">Finally, the values are reset so future calculations are clean. </w:t>
+      </w:r>
+    </w:p>
+    <w:p>
+      <w:r>
+        <w:t>Outside the loop, values are sorted.</w:t>
+      </w:r>
+    </w:p>
+    <w:p/>
+    <w:p/>
+    <w:p/>
+    <w:p/>
+    <w:p/>
+    <w:p/>
+    <w:p/>
+    <w:p/>
+    <w:p>
+      <w:r>
+        <w:lastRenderedPageBreak/>
+        <w:t>Question 3 – Recipe Scaler</w:t>
+      </w:r>
+    </w:p>
+    <w:p/>
     <w:sectPr>
       <w:pgSz w:w="12240" w:h="15840"/>
       <w:pgMar w:top="1440" w:right="1440" w:bottom="1440" w:left="1440" w:header="720" w:footer="720" w:gutter="0"/>

--- a/Take-Home Exam Report.docx
+++ b/Take-Home Exam Report.docx
@@ -184,7 +184,7 @@
         </w:rPr>
         <w:lastRenderedPageBreak/>
         <w:drawing>
-          <wp:anchor distT="0" distB="0" distL="114300" distR="114300" simplePos="0" relativeHeight="251658240" behindDoc="1" locked="0" layoutInCell="1" allowOverlap="1" wp14:anchorId="7B6F28AB" wp14:editId="3A30CC82">
+          <wp:anchor distT="0" distB="0" distL="114300" distR="114300" simplePos="0" relativeHeight="251658240" behindDoc="1" locked="0" layoutInCell="1" allowOverlap="1" wp14:anchorId="7B6F28AB" wp14:editId="7DFE6016">
             <wp:simplePos x="0" y="0"/>
             <wp:positionH relativeFrom="margin">
               <wp:align>left</wp:align>
@@ -192,14 +192,14 @@
             <wp:positionV relativeFrom="paragraph">
               <wp:posOffset>320040</wp:posOffset>
             </wp:positionV>
-            <wp:extent cx="1835150" cy="2683510"/>
-            <wp:effectExtent l="0" t="0" r="0" b="2540"/>
+            <wp:extent cx="1282700" cy="1875790"/>
+            <wp:effectExtent l="0" t="0" r="0" b="0"/>
             <wp:wrapTight wrapText="bothSides">
               <wp:wrapPolygon edited="0">
                 <wp:start x="0" y="0"/>
-                <wp:lineTo x="0" y="21467"/>
-                <wp:lineTo x="21301" y="21467"/>
-                <wp:lineTo x="21301" y="0"/>
+                <wp:lineTo x="0" y="21278"/>
+                <wp:lineTo x="21172" y="21278"/>
+                <wp:lineTo x="21172" y="0"/>
                 <wp:lineTo x="0" y="0"/>
               </wp:wrapPolygon>
             </wp:wrapTight>
@@ -229,7 +229,7 @@
                   <pic:spPr>
                     <a:xfrm>
                       <a:off x="0" y="0"/>
-                      <a:ext cx="1846905" cy="2700635"/>
+                      <a:ext cx="1311642" cy="1917947"/>
                     </a:xfrm>
                     <a:prstGeom prst="rect">
                       <a:avLst/>
@@ -333,30 +333,28 @@
       </w:r>
     </w:p>
     <w:p/>
-    <w:p/>
-    <w:p/>
     <w:p>
       <w:r>
         <w:rPr>
           <w:noProof/>
         </w:rPr>
         <w:drawing>
-          <wp:anchor distT="0" distB="0" distL="114300" distR="114300" simplePos="0" relativeHeight="251659264" behindDoc="1" locked="0" layoutInCell="1" allowOverlap="1" wp14:anchorId="52FE3C08" wp14:editId="03E31888">
+          <wp:anchor distT="0" distB="0" distL="114300" distR="114300" simplePos="0" relativeHeight="251659264" behindDoc="1" locked="0" layoutInCell="1" allowOverlap="1" wp14:anchorId="52FE3C08" wp14:editId="0982E7AC">
             <wp:simplePos x="0" y="0"/>
             <wp:positionH relativeFrom="margin">
               <wp:align>left</wp:align>
             </wp:positionH>
             <wp:positionV relativeFrom="paragraph">
-              <wp:posOffset>8466</wp:posOffset>
+              <wp:posOffset>4233</wp:posOffset>
             </wp:positionV>
-            <wp:extent cx="2058035" cy="2213610"/>
-            <wp:effectExtent l="0" t="0" r="0" b="0"/>
+            <wp:extent cx="1612265" cy="1733550"/>
+            <wp:effectExtent l="0" t="0" r="6985" b="0"/>
             <wp:wrapTight wrapText="bothSides">
               <wp:wrapPolygon edited="0">
                 <wp:start x="0" y="0"/>
-                <wp:lineTo x="0" y="21377"/>
-                <wp:lineTo x="21393" y="21377"/>
-                <wp:lineTo x="21393" y="0"/>
+                <wp:lineTo x="0" y="21363"/>
+                <wp:lineTo x="21438" y="21363"/>
+                <wp:lineTo x="21438" y="0"/>
                 <wp:lineTo x="0" y="0"/>
               </wp:wrapPolygon>
             </wp:wrapTight>
@@ -386,7 +384,7 @@
                   <pic:spPr>
                     <a:xfrm>
                       <a:off x="0" y="0"/>
-                      <a:ext cx="2062178" cy="2218198"/>
+                      <a:ext cx="1612265" cy="1733550"/>
                     </a:xfrm>
                     <a:prstGeom prst="rect">
                       <a:avLst/>
@@ -515,29 +513,28 @@
         <w:t>factor is zero, and thus the if function sends a “Movie not on list. 0.0” result.</w:t>
       </w:r>
     </w:p>
-    <w:p/>
     <w:p>
       <w:r>
         <w:rPr>
           <w:noProof/>
         </w:rPr>
         <w:drawing>
-          <wp:anchor distT="0" distB="0" distL="114300" distR="114300" simplePos="0" relativeHeight="251660288" behindDoc="1" locked="0" layoutInCell="1" allowOverlap="1" wp14:anchorId="3C88FB2B" wp14:editId="3AE1CF86">
+          <wp:anchor distT="0" distB="0" distL="114300" distR="114300" simplePos="0" relativeHeight="251660288" behindDoc="1" locked="0" layoutInCell="1" allowOverlap="1" wp14:anchorId="3C88FB2B" wp14:editId="0F74A8F8">
             <wp:simplePos x="0" y="0"/>
             <wp:positionH relativeFrom="margin">
               <wp:align>left</wp:align>
             </wp:positionH>
             <wp:positionV relativeFrom="paragraph">
-              <wp:posOffset>5080</wp:posOffset>
+              <wp:posOffset>41910</wp:posOffset>
             </wp:positionV>
-            <wp:extent cx="3420745" cy="2363470"/>
-            <wp:effectExtent l="0" t="0" r="8255" b="0"/>
+            <wp:extent cx="2769870" cy="1977390"/>
+            <wp:effectExtent l="0" t="0" r="0" b="3810"/>
             <wp:wrapTight wrapText="bothSides">
               <wp:wrapPolygon edited="0">
                 <wp:start x="0" y="0"/>
-                <wp:lineTo x="0" y="21414"/>
-                <wp:lineTo x="21532" y="21414"/>
-                <wp:lineTo x="21532" y="0"/>
+                <wp:lineTo x="0" y="21434"/>
+                <wp:lineTo x="21392" y="21434"/>
+                <wp:lineTo x="21392" y="0"/>
                 <wp:lineTo x="0" y="0"/>
               </wp:wrapPolygon>
             </wp:wrapTight>
@@ -567,7 +564,7 @@
                   <pic:spPr>
                     <a:xfrm>
                       <a:off x="0" y="0"/>
-                      <a:ext cx="3438684" cy="2375751"/>
+                      <a:ext cx="2791785" cy="1993462"/>
                     </a:xfrm>
                     <a:prstGeom prst="rect">
                       <a:avLst/>
@@ -586,7 +583,7 @@
         </w:drawing>
       </w:r>
       <w:r>
-        <w:t xml:space="preserve"> For the max rating function, we use a second average function (that doesn’t return a text)</w:t>
+        <w:t>For the max rating function, we use a second average function (that doesn’t return a text)</w:t>
       </w:r>
       <w:r>
         <w:t xml:space="preserve"> t</w:t>
@@ -653,7 +650,6 @@
         <w:t xml:space="preserve">In case we have two movies with the same grades, it adds the value </w:t>
       </w:r>
       <w:proofErr w:type="spellStart"/>
-      <w:proofErr w:type="gramStart"/>
       <w:r>
         <w:rPr>
           <w:i/>
@@ -662,7 +658,6 @@
         <w:t>vally</w:t>
       </w:r>
       <w:proofErr w:type="spellEnd"/>
-      <w:proofErr w:type="gramEnd"/>
       <w:r>
         <w:rPr>
           <w:i/>
@@ -673,13 +668,9 @@
       <w:r>
         <w:t xml:space="preserve">so the final if defines whether </w:t>
       </w:r>
-      <w:proofErr w:type="spellStart"/>
-      <w:proofErr w:type="gramStart"/>
-      <w:r>
-        <w:t>its</w:t>
-      </w:r>
-      <w:proofErr w:type="spellEnd"/>
-      <w:proofErr w:type="gramEnd"/>
+      <w:r>
+        <w:t>it’s</w:t>
+      </w:r>
       <w:r>
         <w:t xml:space="preserve"> one or two movies.</w:t>
       </w:r>
@@ -689,9 +680,8 @@
         <w:rPr>
           <w:noProof/>
         </w:rPr>
-        <w:lastRenderedPageBreak/>
         <w:drawing>
-          <wp:anchor distT="0" distB="0" distL="114300" distR="114300" simplePos="0" relativeHeight="251661312" behindDoc="1" locked="0" layoutInCell="1" allowOverlap="1" wp14:anchorId="6E7BD7F1" wp14:editId="77E8D935">
+          <wp:anchor distT="0" distB="0" distL="114300" distR="114300" simplePos="0" relativeHeight="251661312" behindDoc="1" locked="0" layoutInCell="1" allowOverlap="1" wp14:anchorId="6E7BD7F1" wp14:editId="7B65E7A5">
             <wp:simplePos x="0" y="0"/>
             <wp:positionH relativeFrom="margin">
               <wp:align>left</wp:align>
@@ -699,14 +689,14 @@
             <wp:positionV relativeFrom="paragraph">
               <wp:posOffset>0</wp:posOffset>
             </wp:positionV>
-            <wp:extent cx="2787650" cy="1782445"/>
-            <wp:effectExtent l="0" t="0" r="0" b="8255"/>
+            <wp:extent cx="2472055" cy="1580515"/>
+            <wp:effectExtent l="0" t="0" r="4445" b="635"/>
             <wp:wrapTight wrapText="bothSides">
               <wp:wrapPolygon edited="0">
                 <wp:start x="0" y="0"/>
-                <wp:lineTo x="0" y="21469"/>
-                <wp:lineTo x="21403" y="21469"/>
-                <wp:lineTo x="21403" y="0"/>
+                <wp:lineTo x="0" y="21348"/>
+                <wp:lineTo x="21472" y="21348"/>
+                <wp:lineTo x="21472" y="0"/>
                 <wp:lineTo x="0" y="0"/>
               </wp:wrapPolygon>
             </wp:wrapTight>
@@ -736,7 +726,7 @@
                   <pic:spPr>
                     <a:xfrm>
                       <a:off x="0" y="0"/>
-                      <a:ext cx="2787650" cy="1782445"/>
+                      <a:ext cx="2472055" cy="1580515"/>
                     </a:xfrm>
                     <a:prstGeom prst="rect">
                       <a:avLst/>
@@ -755,20 +745,11 @@
         </w:drawing>
       </w:r>
       <w:r>
-        <w:t xml:space="preserve">Finally, for the rating counts, we use the same check to see if the movie is already on the list. If it’s not, the movie is counted with </w:t>
-      </w:r>
-      <w:proofErr w:type="gramStart"/>
-      <w:r>
-        <w:t>the .count</w:t>
-      </w:r>
-      <w:proofErr w:type="gramEnd"/>
-      <w:r>
-        <w:t xml:space="preserve"> function and its result and the movie name is added to a list as a tuple. Then the whole list is printed by itself.</w:t>
+        <w:t>Finally, for the rating counts, we use the same check to see if the movie is already on the list. If it’s not, the movie is counted with the .count function and its result and the movie name is added to a list as a tuple. Then the whole list is printed by itself.</w:t>
       </w:r>
     </w:p>
     <w:p/>
     <w:p/>
-    <w:p/>
     <w:p>
       <w:pPr>
         <w:rPr>
@@ -778,9 +759,11 @@
       <w:r>
         <w:rPr>
           <w:rStyle w:val="IntenseReference"/>
-        </w:rPr>
+          <w:noProof/>
+        </w:rPr>
+        <w:lastRenderedPageBreak/>
         <w:drawing>
-          <wp:anchor distT="0" distB="0" distL="114300" distR="114300" simplePos="0" relativeHeight="251662336" behindDoc="1" locked="0" layoutInCell="1" allowOverlap="1" wp14:anchorId="7178A9B2" wp14:editId="212DDFA1">
+          <wp:anchor distT="0" distB="0" distL="114300" distR="114300" simplePos="0" relativeHeight="251662336" behindDoc="1" locked="0" layoutInCell="1" allowOverlap="1" wp14:anchorId="7178A9B2" wp14:editId="504B7F77">
             <wp:simplePos x="0" y="0"/>
             <wp:positionH relativeFrom="margin">
               <wp:align>left</wp:align>
@@ -788,14 +771,14 @@
             <wp:positionV relativeFrom="paragraph">
               <wp:posOffset>316230</wp:posOffset>
             </wp:positionV>
-            <wp:extent cx="2607945" cy="2424430"/>
-            <wp:effectExtent l="0" t="0" r="1905" b="0"/>
+            <wp:extent cx="1603375" cy="1490980"/>
+            <wp:effectExtent l="0" t="0" r="0" b="0"/>
             <wp:wrapTight wrapText="bothSides">
               <wp:wrapPolygon edited="0">
                 <wp:start x="0" y="0"/>
-                <wp:lineTo x="0" y="21385"/>
-                <wp:lineTo x="21458" y="21385"/>
-                <wp:lineTo x="21458" y="0"/>
+                <wp:lineTo x="0" y="21250"/>
+                <wp:lineTo x="21301" y="21250"/>
+                <wp:lineTo x="21301" y="0"/>
                 <wp:lineTo x="0" y="0"/>
               </wp:wrapPolygon>
             </wp:wrapTight>
@@ -811,7 +794,7 @@
                     <pic:cNvPicPr/>
                   </pic:nvPicPr>
                   <pic:blipFill>
-                    <a:blip r:embed="rId8">
+                    <a:blip r:embed="rId8" cstate="print">
                       <a:extLst>
                         <a:ext uri="{28A0092B-C50C-407E-A947-70E740481C1C}">
                           <a14:useLocalDpi xmlns:a14="http://schemas.microsoft.com/office/drawing/2010/main" val="0"/>
@@ -825,7 +808,7 @@
                   <pic:spPr>
                     <a:xfrm>
                       <a:off x="0" y="0"/>
-                      <a:ext cx="2610388" cy="2427000"/>
+                      <a:ext cx="1603375" cy="1490980"/>
                     </a:xfrm>
                     <a:prstGeom prst="rect">
                       <a:avLst/>
@@ -878,23 +861,26 @@
     <w:p/>
     <w:p>
       <w:r>
+        <w:rPr>
+          <w:noProof/>
+        </w:rPr>
         <w:drawing>
-          <wp:anchor distT="0" distB="0" distL="114300" distR="114300" simplePos="0" relativeHeight="251663360" behindDoc="1" locked="0" layoutInCell="1" allowOverlap="1" wp14:anchorId="0F6D752C" wp14:editId="3D92E27A">
+          <wp:anchor distT="0" distB="0" distL="114300" distR="114300" simplePos="0" relativeHeight="251663360" behindDoc="1" locked="0" layoutInCell="1" allowOverlap="1" wp14:anchorId="0F6D752C" wp14:editId="039A44BC">
             <wp:simplePos x="0" y="0"/>
             <wp:positionH relativeFrom="margin">
               <wp:align>left</wp:align>
             </wp:positionH>
             <wp:positionV relativeFrom="paragraph">
-              <wp:posOffset>260350</wp:posOffset>
+              <wp:posOffset>4445</wp:posOffset>
             </wp:positionV>
-            <wp:extent cx="2717800" cy="3041015"/>
-            <wp:effectExtent l="0" t="0" r="6350" b="6985"/>
+            <wp:extent cx="2228215" cy="2493010"/>
+            <wp:effectExtent l="0" t="0" r="635" b="2540"/>
             <wp:wrapTight wrapText="bothSides">
               <wp:wrapPolygon edited="0">
                 <wp:start x="0" y="0"/>
-                <wp:lineTo x="0" y="21514"/>
-                <wp:lineTo x="21499" y="21514"/>
-                <wp:lineTo x="21499" y="0"/>
+                <wp:lineTo x="0" y="21457"/>
+                <wp:lineTo x="21421" y="21457"/>
+                <wp:lineTo x="21421" y="0"/>
                 <wp:lineTo x="0" y="0"/>
               </wp:wrapPolygon>
             </wp:wrapTight>
@@ -910,7 +896,7 @@
                     <pic:cNvPicPr/>
                   </pic:nvPicPr>
                   <pic:blipFill rotWithShape="1">
-                    <a:blip r:embed="rId9">
+                    <a:blip r:embed="rId9" cstate="print">
                       <a:extLst>
                         <a:ext uri="{28A0092B-C50C-407E-A947-70E740481C1C}">
                           <a14:useLocalDpi xmlns:a14="http://schemas.microsoft.com/office/drawing/2010/main" val="0"/>
@@ -925,7 +911,7 @@
                   <pic:spPr bwMode="auto">
                     <a:xfrm>
                       <a:off x="0" y="0"/>
-                      <a:ext cx="2732931" cy="3058159"/>
+                      <a:ext cx="2228215" cy="2493010"/>
                     </a:xfrm>
                     <a:prstGeom prst="rect">
                       <a:avLst/>
@@ -951,8 +937,6 @@
           </wp:anchor>
         </w:drawing>
       </w:r>
-    </w:p>
-    <w:p>
       <w:r>
         <w:t xml:space="preserve">For the </w:t>
       </w:r>
@@ -1075,11 +1059,14 @@
         <w:t xml:space="preserve"> this list is empty, it prints “No student is in all classes.”.</w:t>
       </w:r>
     </w:p>
-    <w:p>
-      <w:r>
-        <w:lastRenderedPageBreak/>
+    <w:p/>
+    <w:p>
+      <w:r>
+        <w:rPr>
+          <w:noProof/>
+        </w:rPr>
         <w:drawing>
-          <wp:anchor distT="0" distB="0" distL="114300" distR="114300" simplePos="0" relativeHeight="251664384" behindDoc="1" locked="0" layoutInCell="1" allowOverlap="1" wp14:anchorId="0934C109" wp14:editId="36BE48AA">
+          <wp:anchor distT="0" distB="0" distL="114300" distR="114300" simplePos="0" relativeHeight="251664384" behindDoc="1" locked="0" layoutInCell="1" allowOverlap="1" wp14:anchorId="0934C109" wp14:editId="4277A8FA">
             <wp:simplePos x="0" y="0"/>
             <wp:positionH relativeFrom="margin">
               <wp:align>left</wp:align>
@@ -1087,14 +1074,14 @@
             <wp:positionV relativeFrom="paragraph">
               <wp:posOffset>423</wp:posOffset>
             </wp:positionV>
-            <wp:extent cx="2736215" cy="2606675"/>
-            <wp:effectExtent l="0" t="0" r="6985" b="3175"/>
+            <wp:extent cx="2228215" cy="2122170"/>
+            <wp:effectExtent l="0" t="0" r="635" b="0"/>
             <wp:wrapTight wrapText="bothSides">
               <wp:wrapPolygon edited="0">
                 <wp:start x="0" y="0"/>
-                <wp:lineTo x="0" y="21468"/>
-                <wp:lineTo x="21505" y="21468"/>
-                <wp:lineTo x="21505" y="0"/>
+                <wp:lineTo x="0" y="21329"/>
+                <wp:lineTo x="21421" y="21329"/>
+                <wp:lineTo x="21421" y="0"/>
                 <wp:lineTo x="0" y="0"/>
               </wp:wrapPolygon>
             </wp:wrapTight>
@@ -1110,7 +1097,7 @@
                     <pic:cNvPicPr/>
                   </pic:nvPicPr>
                   <pic:blipFill>
-                    <a:blip r:embed="rId10">
+                    <a:blip r:embed="rId10" cstate="print">
                       <a:extLst>
                         <a:ext uri="{28A0092B-C50C-407E-A947-70E740481C1C}">
                           <a14:useLocalDpi xmlns:a14="http://schemas.microsoft.com/office/drawing/2010/main" val="0"/>
@@ -1124,7 +1111,7 @@
                   <pic:spPr>
                     <a:xfrm>
                       <a:off x="0" y="0"/>
-                      <a:ext cx="2742378" cy="2612639"/>
+                      <a:ext cx="2246949" cy="2140646"/>
                     </a:xfrm>
                     <a:prstGeom prst="rect">
                       <a:avLst/>
@@ -1145,13 +1132,9 @@
       <w:r>
         <w:t xml:space="preserve">For the student average, we use a similar method to the first exercise, but we add another level, where it checks the student within the subject. Dictionary checking is used to </w:t>
       </w:r>
-      <w:proofErr w:type="spellStart"/>
-      <w:proofErr w:type="gramStart"/>
-      <w:r>
-        <w:t>managed</w:t>
-      </w:r>
-      <w:proofErr w:type="spellEnd"/>
-      <w:proofErr w:type="gramEnd"/>
+      <w:r>
+        <w:t>manage</w:t>
+      </w:r>
       <w:r>
         <w:t xml:space="preserve"> the nested dictionary.</w:t>
       </w:r>
@@ -1163,8 +1146,12 @@
     <w:p/>
     <w:p>
       <w:r>
+        <w:rPr>
+          <w:noProof/>
+        </w:rPr>
+        <w:lastRenderedPageBreak/>
         <w:drawing>
-          <wp:anchor distT="0" distB="0" distL="114300" distR="114300" simplePos="0" relativeHeight="251666432" behindDoc="1" locked="0" layoutInCell="1" allowOverlap="1" wp14:anchorId="7FF6EDD9" wp14:editId="5AA2BB6E">
+          <wp:anchor distT="0" distB="0" distL="114300" distR="114300" simplePos="0" relativeHeight="251666432" behindDoc="1" locked="0" layoutInCell="1" allowOverlap="1" wp14:anchorId="7FF6EDD9" wp14:editId="77566277">
             <wp:simplePos x="0" y="0"/>
             <wp:positionH relativeFrom="margin">
               <wp:align>left</wp:align>
@@ -1228,6 +1215,9 @@
         </w:drawing>
       </w:r>
       <w:r>
+        <w:rPr>
+          <w:noProof/>
+        </w:rPr>
         <w:drawing>
           <wp:anchor distT="0" distB="0" distL="114300" distR="114300" simplePos="0" relativeHeight="251665408" behindDoc="1" locked="0" layoutInCell="1" allowOverlap="1" wp14:anchorId="3AB376C2" wp14:editId="7710F3BD">
             <wp:simplePos x="0" y="0"/>
@@ -1331,13 +1321,120 @@
     <w:p/>
     <w:p/>
     <w:p/>
+    <w:p>
+      <w:pPr>
+        <w:rPr>
+          <w:rStyle w:val="IntenseReference"/>
+        </w:rPr>
+      </w:pPr>
+      <w:r>
+        <w:rPr>
+          <w:rStyle w:val="IntenseReference"/>
+        </w:rPr>
+        <w:drawing>
+          <wp:anchor distT="0" distB="0" distL="114300" distR="114300" simplePos="0" relativeHeight="251667456" behindDoc="1" locked="0" layoutInCell="1" allowOverlap="1" wp14:anchorId="5D185C80" wp14:editId="5A8828D6">
+            <wp:simplePos x="0" y="0"/>
+            <wp:positionH relativeFrom="margin">
+              <wp:align>left</wp:align>
+            </wp:positionH>
+            <wp:positionV relativeFrom="paragraph">
+              <wp:posOffset>264795</wp:posOffset>
+            </wp:positionV>
+            <wp:extent cx="3157220" cy="2950210"/>
+            <wp:effectExtent l="0" t="0" r="5080" b="2540"/>
+            <wp:wrapTight wrapText="bothSides">
+              <wp:wrapPolygon edited="0">
+                <wp:start x="0" y="0"/>
+                <wp:lineTo x="0" y="21479"/>
+                <wp:lineTo x="21504" y="21479"/>
+                <wp:lineTo x="21504" y="0"/>
+                <wp:lineTo x="0" y="0"/>
+              </wp:wrapPolygon>
+            </wp:wrapTight>
+            <wp:docPr id="1106870006" name="Picture 1"/>
+            <wp:cNvGraphicFramePr>
+              <a:graphicFrameLocks xmlns:a="http://schemas.openxmlformats.org/drawingml/2006/main" noChangeAspect="1"/>
+            </wp:cNvGraphicFramePr>
+            <a:graphic xmlns:a="http://schemas.openxmlformats.org/drawingml/2006/main">
+              <a:graphicData uri="http://schemas.openxmlformats.org/drawingml/2006/picture">
+                <pic:pic xmlns:pic="http://schemas.openxmlformats.org/drawingml/2006/picture">
+                  <pic:nvPicPr>
+                    <pic:cNvPr id="1106870006" name=""/>
+                    <pic:cNvPicPr/>
+                  </pic:nvPicPr>
+                  <pic:blipFill>
+                    <a:blip r:embed="rId13">
+                      <a:extLst>
+                        <a:ext uri="{28A0092B-C50C-407E-A947-70E740481C1C}">
+                          <a14:useLocalDpi xmlns:a14="http://schemas.microsoft.com/office/drawing/2010/main" val="0"/>
+                        </a:ext>
+                      </a:extLst>
+                    </a:blip>
+                    <a:stretch>
+                      <a:fillRect/>
+                    </a:stretch>
+                  </pic:blipFill>
+                  <pic:spPr>
+                    <a:xfrm>
+                      <a:off x="0" y="0"/>
+                      <a:ext cx="3157220" cy="2950210"/>
+                    </a:xfrm>
+                    <a:prstGeom prst="rect">
+                      <a:avLst/>
+                    </a:prstGeom>
+                  </pic:spPr>
+                </pic:pic>
+              </a:graphicData>
+            </a:graphic>
+            <wp14:sizeRelH relativeFrom="margin">
+              <wp14:pctWidth>0</wp14:pctWidth>
+            </wp14:sizeRelH>
+            <wp14:sizeRelV relativeFrom="margin">
+              <wp14:pctHeight>0</wp14:pctHeight>
+            </wp14:sizeRelV>
+          </wp:anchor>
+        </w:drawing>
+      </w:r>
+      <w:r>
+        <w:rPr>
+          <w:rStyle w:val="IntenseReference"/>
+        </w:rPr>
+        <w:t>Question 3 – Recipe Scaler</w:t>
+      </w:r>
+    </w:p>
+    <w:p>
+      <w:r>
+        <w:t xml:space="preserve">To generate the </w:t>
+      </w:r>
+      <w:r>
+        <w:t xml:space="preserve">recipe, we start with an if that checks whether the servings are </w:t>
+      </w:r>
+      <w:r>
+        <w:t>one of higher. It returns a minimum servings message. If the servings are higher than 1</w:t>
+      </w:r>
+      <w:r>
+        <w:t xml:space="preserve">, then we start by calculating the ingredients by </w:t>
+      </w:r>
+      <w:r>
+        <w:t>obtaining the values from the tuple and putting them into a list update</w:t>
+      </w:r>
+      <w:r>
+        <w:t>s</w:t>
+      </w:r>
+      <w:r>
+        <w:t xml:space="preserve"> with the measurements </w:t>
+      </w:r>
+      <w:r>
+        <w:t>related to the servings.</w:t>
+      </w:r>
+      <w:r>
+        <w:t xml:space="preserve"> Then this list is looped to print the readable listing. Finally, we take the options and </w:t>
+      </w:r>
+      <w:r>
+        <w:t>print them as a list, with a colon in the middle.</w:t>
+      </w:r>
+    </w:p>
     <w:p/>
-    <w:p>
-      <w:r>
-        <w:lastRenderedPageBreak/>
-        <w:t>Question 3 – Recipe Scaler</w:t>
-      </w:r>
-    </w:p>
     <w:p/>
     <w:sectPr>
       <w:pgSz w:w="12240" w:h="15840"/>

--- a/Take-Home Exam Report.docx
+++ b/Take-Home Exam Report.docx
@@ -4,187 +4,30 @@
   <w:body>
     <w:p>
       <w:pPr>
-        <w:jc w:val="center"/>
+        <w:pStyle w:val="Title"/>
+        <w:rPr>
+          <w:rStyle w:val="IntenseReference"/>
+        </w:rPr>
       </w:pPr>
+      <w:r>
+        <w:rPr>
+          <w:rStyle w:val="IntenseReference"/>
+        </w:rPr>
+        <w:t>Take-Home Exam (Variant 1)</w:t>
+      </w:r>
     </w:p>
     <w:p>
       <w:pPr>
-        <w:jc w:val="center"/>
+        <w:rPr>
+          <w:rStyle w:val="IntenseReference"/>
+        </w:rPr>
       </w:pPr>
-    </w:p>
-    <w:p>
-      <w:pPr>
-        <w:jc w:val="center"/>
-      </w:pPr>
-    </w:p>
-    <w:p>
-      <w:pPr>
-        <w:jc w:val="center"/>
-      </w:pPr>
-    </w:p>
-    <w:p>
-      <w:pPr>
-        <w:jc w:val="center"/>
-      </w:pPr>
-    </w:p>
-    <w:p>
-      <w:pPr>
-        <w:jc w:val="center"/>
-      </w:pPr>
-    </w:p>
-    <w:p>
-      <w:pPr>
-        <w:jc w:val="center"/>
-      </w:pPr>
-    </w:p>
-    <w:p>
-      <w:pPr>
-        <w:jc w:val="center"/>
-      </w:pPr>
-    </w:p>
-    <w:p>
-      <w:pPr>
-        <w:jc w:val="center"/>
-      </w:pPr>
-    </w:p>
-    <w:p>
-      <w:pPr>
-        <w:jc w:val="center"/>
-      </w:pPr>
-    </w:p>
-    <w:p>
-      <w:pPr>
-        <w:jc w:val="center"/>
-        <w:rPr>
-          <w:b/>
-          <w:bCs/>
-          <w:sz w:val="28"/>
-          <w:szCs w:val="28"/>
-        </w:rPr>
-      </w:pPr>
-      <w:r>
-        <w:rPr>
-          <w:b/>
-          <w:bCs/>
-          <w:sz w:val="28"/>
-          <w:szCs w:val="28"/>
-        </w:rPr>
-        <w:t>Take-Home Exam (Variant 1)</w:t>
-      </w:r>
-    </w:p>
-    <w:p>
-      <w:pPr>
-        <w:spacing w:line="240" w:lineRule="auto"/>
-        <w:jc w:val="center"/>
-      </w:pPr>
-      <w:r>
-        <w:t xml:space="preserve">Juan Daniel Parra: 100006002 </w:t>
-      </w:r>
-    </w:p>
-    <w:p>
-      <w:pPr>
-        <w:jc w:val="center"/>
-      </w:pPr>
-    </w:p>
-    <w:p>
-      <w:pPr>
-        <w:jc w:val="center"/>
-      </w:pPr>
-    </w:p>
-    <w:p>
-      <w:pPr>
-        <w:jc w:val="center"/>
-      </w:pPr>
-    </w:p>
-    <w:p>
-      <w:pPr>
-        <w:jc w:val="center"/>
-      </w:pPr>
-    </w:p>
-    <w:p>
-      <w:pPr>
-        <w:jc w:val="center"/>
-      </w:pPr>
-    </w:p>
-    <w:p>
-      <w:pPr>
-        <w:jc w:val="center"/>
-      </w:pPr>
-    </w:p>
-    <w:p>
-      <w:pPr>
-        <w:jc w:val="center"/>
-      </w:pPr>
-    </w:p>
-    <w:p>
-      <w:pPr>
-        <w:jc w:val="center"/>
-      </w:pPr>
-    </w:p>
-    <w:p>
-      <w:pPr>
-        <w:jc w:val="center"/>
-      </w:pPr>
-    </w:p>
-    <w:p>
-      <w:pPr>
-        <w:jc w:val="center"/>
-      </w:pPr>
-    </w:p>
-    <w:p>
-      <w:pPr>
-        <w:jc w:val="center"/>
-      </w:pPr>
-      <w:r>
-        <w:t>SRH Hochschule</w:t>
-      </w:r>
-    </w:p>
-    <w:p>
-      <w:pPr>
-        <w:jc w:val="center"/>
-      </w:pPr>
-      <w:r>
-        <w:t>Software Development and Applications</w:t>
-      </w:r>
-    </w:p>
-    <w:p>
-      <w:pPr>
-        <w:jc w:val="center"/>
-      </w:pPr>
-      <w:r>
-        <w:t>Dr.-Ing. Grigory Devadze</w:t>
-      </w:r>
-    </w:p>
-    <w:p>
-      <w:pPr>
-        <w:jc w:val="center"/>
-      </w:pPr>
-      <w:r>
-        <w:t>August 14</w:t>
-      </w:r>
-      <w:r>
-        <w:rPr>
-          <w:vertAlign w:val="superscript"/>
-        </w:rPr>
-        <w:t>th</w:t>
-      </w:r>
-      <w:r>
-        <w:t>, 2026</w:t>
-      </w:r>
-    </w:p>
-    <w:p>
-      <w:pPr>
-        <w:rPr>
-          <w:rStyle w:val="IntenseReference"/>
-        </w:rPr>
-      </w:pPr>
       <w:r>
         <w:rPr>
           <w:noProof/>
         </w:rPr>
-        <w:lastRenderedPageBreak/>
         <w:drawing>
-          <wp:anchor distT="0" distB="0" distL="114300" distR="114300" simplePos="0" relativeHeight="251658240" behindDoc="1" locked="0" layoutInCell="1" allowOverlap="1" wp14:anchorId="7B6F28AB" wp14:editId="7DFE6016">
+          <wp:anchor distT="0" distB="0" distL="114300" distR="114300" simplePos="0" relativeHeight="251658240" behindDoc="1" locked="0" layoutInCell="1" allowOverlap="1" wp14:anchorId="7B6F28AB" wp14:editId="12E51F7E">
             <wp:simplePos x="0" y="0"/>
             <wp:positionH relativeFrom="margin">
               <wp:align>left</wp:align>
@@ -192,14 +35,14 @@
             <wp:positionV relativeFrom="paragraph">
               <wp:posOffset>320040</wp:posOffset>
             </wp:positionV>
-            <wp:extent cx="1282700" cy="1875790"/>
-            <wp:effectExtent l="0" t="0" r="0" b="0"/>
+            <wp:extent cx="1666240" cy="2436495"/>
+            <wp:effectExtent l="0" t="0" r="0" b="1905"/>
             <wp:wrapTight wrapText="bothSides">
               <wp:wrapPolygon edited="0">
                 <wp:start x="0" y="0"/>
-                <wp:lineTo x="0" y="21278"/>
-                <wp:lineTo x="21172" y="21278"/>
-                <wp:lineTo x="21172" y="0"/>
+                <wp:lineTo x="0" y="21448"/>
+                <wp:lineTo x="21238" y="21448"/>
+                <wp:lineTo x="21238" y="0"/>
                 <wp:lineTo x="0" y="0"/>
               </wp:wrapPolygon>
             </wp:wrapTight>
@@ -212,341 +55,6 @@
                 <pic:pic xmlns:pic="http://schemas.openxmlformats.org/drawingml/2006/picture">
                   <pic:nvPicPr>
                     <pic:cNvPr id="1298317352" name=""/>
-                    <pic:cNvPicPr/>
-                  </pic:nvPicPr>
-                  <pic:blipFill>
-                    <a:blip r:embed="rId4" cstate="print">
-                      <a:extLst>
-                        <a:ext uri="{28A0092B-C50C-407E-A947-70E740481C1C}">
-                          <a14:useLocalDpi xmlns:a14="http://schemas.microsoft.com/office/drawing/2010/main" val="0"/>
-                        </a:ext>
-                      </a:extLst>
-                    </a:blip>
-                    <a:stretch>
-                      <a:fillRect/>
-                    </a:stretch>
-                  </pic:blipFill>
-                  <pic:spPr>
-                    <a:xfrm>
-                      <a:off x="0" y="0"/>
-                      <a:ext cx="1311642" cy="1917947"/>
-                    </a:xfrm>
-                    <a:prstGeom prst="rect">
-                      <a:avLst/>
-                    </a:prstGeom>
-                  </pic:spPr>
-                </pic:pic>
-              </a:graphicData>
-            </a:graphic>
-            <wp14:sizeRelH relativeFrom="margin">
-              <wp14:pctWidth>0</wp14:pctWidth>
-            </wp14:sizeRelH>
-            <wp14:sizeRelV relativeFrom="margin">
-              <wp14:pctHeight>0</wp14:pctHeight>
-            </wp14:sizeRelV>
-          </wp:anchor>
-        </w:drawing>
-      </w:r>
-      <w:r>
-        <w:rPr>
-          <w:rStyle w:val="IntenseReference"/>
-        </w:rPr>
-        <w:t>Question 1 – Movie Ratings</w:t>
-      </w:r>
-    </w:p>
-    <w:p>
-      <w:r>
-        <w:t xml:space="preserve"> To start the process of the Movie Ratings, we take the loaded data (</w:t>
-      </w:r>
-      <w:r>
-        <w:rPr>
-          <w:i/>
-          <w:iCs/>
-        </w:rPr>
-        <w:t>data</w:t>
-      </w:r>
-      <w:r>
-        <w:t xml:space="preserve">), and we split it into the individual </w:t>
-      </w:r>
-      <w:proofErr w:type="spellStart"/>
-      <w:proofErr w:type="gramStart"/>
-      <w:r>
-        <w:t>movie:grade</w:t>
-      </w:r>
-      <w:proofErr w:type="spellEnd"/>
-      <w:proofErr w:type="gramEnd"/>
-      <w:r>
-        <w:t xml:space="preserve"> formats into the new list single data. Then, this data is cycled to divide the system into the movie names (</w:t>
-      </w:r>
-      <w:proofErr w:type="spellStart"/>
-      <w:r>
-        <w:rPr>
-          <w:i/>
-          <w:iCs/>
-        </w:rPr>
-        <w:t>movienames</w:t>
-      </w:r>
-      <w:proofErr w:type="spellEnd"/>
-      <w:r>
-        <w:t>) and the grades (</w:t>
-      </w:r>
-      <w:r>
-        <w:rPr>
-          <w:i/>
-          <w:iCs/>
-        </w:rPr>
-        <w:t>grades</w:t>
-      </w:r>
-      <w:r>
-        <w:t xml:space="preserve">). Then both lists are joined into a tuple, who is then added into a list of movie names and grades named </w:t>
-      </w:r>
-      <w:proofErr w:type="spellStart"/>
-      <w:r>
-        <w:rPr>
-          <w:i/>
-          <w:iCs/>
-        </w:rPr>
-        <w:t>parseddata</w:t>
-      </w:r>
-      <w:proofErr w:type="spellEnd"/>
-      <w:r>
-        <w:t xml:space="preserve">. Printing this </w:t>
-      </w:r>
-      <w:proofErr w:type="spellStart"/>
-      <w:r>
-        <w:rPr>
-          <w:i/>
-          <w:iCs/>
-        </w:rPr>
-        <w:t>parseddata</w:t>
-      </w:r>
-      <w:proofErr w:type="spellEnd"/>
-      <w:r>
-        <w:rPr>
-          <w:i/>
-          <w:iCs/>
-        </w:rPr>
-        <w:t xml:space="preserve"> </w:t>
-      </w:r>
-      <w:r>
-        <w:t>gives us the list with the tuples.</w:t>
-      </w:r>
-    </w:p>
-    <w:p/>
-    <w:p>
-      <w:r>
-        <w:rPr>
-          <w:noProof/>
-        </w:rPr>
-        <w:drawing>
-          <wp:anchor distT="0" distB="0" distL="114300" distR="114300" simplePos="0" relativeHeight="251659264" behindDoc="1" locked="0" layoutInCell="1" allowOverlap="1" wp14:anchorId="52FE3C08" wp14:editId="0982E7AC">
-            <wp:simplePos x="0" y="0"/>
-            <wp:positionH relativeFrom="margin">
-              <wp:align>left</wp:align>
-            </wp:positionH>
-            <wp:positionV relativeFrom="paragraph">
-              <wp:posOffset>4233</wp:posOffset>
-            </wp:positionV>
-            <wp:extent cx="1612265" cy="1733550"/>
-            <wp:effectExtent l="0" t="0" r="6985" b="0"/>
-            <wp:wrapTight wrapText="bothSides">
-              <wp:wrapPolygon edited="0">
-                <wp:start x="0" y="0"/>
-                <wp:lineTo x="0" y="21363"/>
-                <wp:lineTo x="21438" y="21363"/>
-                <wp:lineTo x="21438" y="0"/>
-                <wp:lineTo x="0" y="0"/>
-              </wp:wrapPolygon>
-            </wp:wrapTight>
-            <wp:docPr id="188896272" name="Picture 1"/>
-            <wp:cNvGraphicFramePr>
-              <a:graphicFrameLocks xmlns:a="http://schemas.openxmlformats.org/drawingml/2006/main" noChangeAspect="1"/>
-            </wp:cNvGraphicFramePr>
-            <a:graphic xmlns:a="http://schemas.openxmlformats.org/drawingml/2006/main">
-              <a:graphicData uri="http://schemas.openxmlformats.org/drawingml/2006/picture">
-                <pic:pic xmlns:pic="http://schemas.openxmlformats.org/drawingml/2006/picture">
-                  <pic:nvPicPr>
-                    <pic:cNvPr id="188896272" name=""/>
-                    <pic:cNvPicPr/>
-                  </pic:nvPicPr>
-                  <pic:blipFill>
-                    <a:blip r:embed="rId5" cstate="print">
-                      <a:extLst>
-                        <a:ext uri="{28A0092B-C50C-407E-A947-70E740481C1C}">
-                          <a14:useLocalDpi xmlns:a14="http://schemas.microsoft.com/office/drawing/2010/main" val="0"/>
-                        </a:ext>
-                      </a:extLst>
-                    </a:blip>
-                    <a:stretch>
-                      <a:fillRect/>
-                    </a:stretch>
-                  </pic:blipFill>
-                  <pic:spPr>
-                    <a:xfrm>
-                      <a:off x="0" y="0"/>
-                      <a:ext cx="1612265" cy="1733550"/>
-                    </a:xfrm>
-                    <a:prstGeom prst="rect">
-                      <a:avLst/>
-                    </a:prstGeom>
-                  </pic:spPr>
-                </pic:pic>
-              </a:graphicData>
-            </a:graphic>
-            <wp14:sizeRelH relativeFrom="margin">
-              <wp14:pctWidth>0</wp14:pctWidth>
-            </wp14:sizeRelH>
-            <wp14:sizeRelV relativeFrom="margin">
-              <wp14:pctHeight>0</wp14:pctHeight>
-            </wp14:sizeRelV>
-          </wp:anchor>
-        </w:drawing>
-      </w:r>
-      <w:r>
-        <w:t xml:space="preserve">For the average ratings, we take the </w:t>
-      </w:r>
-      <w:proofErr w:type="spellStart"/>
-      <w:r>
-        <w:rPr>
-          <w:i/>
-          <w:iCs/>
-        </w:rPr>
-        <w:t>movienames</w:t>
-      </w:r>
-      <w:proofErr w:type="spellEnd"/>
-      <w:r>
-        <w:rPr>
-          <w:i/>
-          <w:iCs/>
-        </w:rPr>
-        <w:t xml:space="preserve"> </w:t>
-      </w:r>
-      <w:r>
-        <w:t xml:space="preserve">and </w:t>
-      </w:r>
-      <w:r>
-        <w:rPr>
-          <w:i/>
-          <w:iCs/>
-        </w:rPr>
-        <w:t xml:space="preserve">grades </w:t>
-      </w:r>
-      <w:r>
-        <w:t xml:space="preserve">data, and we use the input (default input: “Dune”) to check what movie are we looking for and add its grade to the value </w:t>
-      </w:r>
-      <w:proofErr w:type="spellStart"/>
-      <w:r>
-        <w:rPr>
-          <w:i/>
-          <w:iCs/>
-        </w:rPr>
-        <w:t>preavg</w:t>
-      </w:r>
-      <w:proofErr w:type="spellEnd"/>
-      <w:r>
-        <w:rPr>
-          <w:i/>
-          <w:iCs/>
-        </w:rPr>
-        <w:t xml:space="preserve">, </w:t>
-      </w:r>
-      <w:r>
-        <w:t>utilizing the listing cycle</w:t>
-      </w:r>
-      <w:r>
-        <w:rPr>
-          <w:i/>
-          <w:iCs/>
-        </w:rPr>
-        <w:t xml:space="preserve">. </w:t>
-      </w:r>
-      <w:r>
-        <w:t xml:space="preserve">During this process, we also create a variable </w:t>
-      </w:r>
-      <w:r>
-        <w:rPr>
-          <w:i/>
-          <w:iCs/>
-        </w:rPr>
-        <w:t xml:space="preserve">num </w:t>
-      </w:r>
-      <w:r>
-        <w:t xml:space="preserve">to count how many movies there are. Afterwards, we just divide the </w:t>
-      </w:r>
-      <w:proofErr w:type="spellStart"/>
-      <w:r>
-        <w:rPr>
-          <w:i/>
-          <w:iCs/>
-        </w:rPr>
-        <w:t>preavg</w:t>
-      </w:r>
-      <w:proofErr w:type="spellEnd"/>
-      <w:r>
-        <w:rPr>
-          <w:i/>
-          <w:iCs/>
-        </w:rPr>
-        <w:t xml:space="preserve"> </w:t>
-      </w:r>
-      <w:r>
-        <w:t xml:space="preserve">and the </w:t>
-      </w:r>
-      <w:r>
-        <w:rPr>
-          <w:i/>
-          <w:iCs/>
-        </w:rPr>
-        <w:t xml:space="preserve">num </w:t>
-      </w:r>
-      <w:r>
-        <w:t xml:space="preserve">values to obtain the average. If the movie is not in the list, the </w:t>
-      </w:r>
-      <w:r>
-        <w:rPr>
-          <w:i/>
-          <w:iCs/>
-        </w:rPr>
-        <w:t xml:space="preserve">num </w:t>
-      </w:r>
-      <w:r>
-        <w:t>factor is zero, and thus the if function sends a “Movie not on list. 0.0” result.</w:t>
-      </w:r>
-    </w:p>
-    <w:p>
-      <w:r>
-        <w:rPr>
-          <w:noProof/>
-        </w:rPr>
-        <w:drawing>
-          <wp:anchor distT="0" distB="0" distL="114300" distR="114300" simplePos="0" relativeHeight="251660288" behindDoc="1" locked="0" layoutInCell="1" allowOverlap="1" wp14:anchorId="3C88FB2B" wp14:editId="0F74A8F8">
-            <wp:simplePos x="0" y="0"/>
-            <wp:positionH relativeFrom="margin">
-              <wp:align>left</wp:align>
-            </wp:positionH>
-            <wp:positionV relativeFrom="paragraph">
-              <wp:posOffset>41910</wp:posOffset>
-            </wp:positionV>
-            <wp:extent cx="2769870" cy="1977390"/>
-            <wp:effectExtent l="0" t="0" r="0" b="3810"/>
-            <wp:wrapTight wrapText="bothSides">
-              <wp:wrapPolygon edited="0">
-                <wp:start x="0" y="0"/>
-                <wp:lineTo x="0" y="21434"/>
-                <wp:lineTo x="21392" y="21434"/>
-                <wp:lineTo x="21392" y="0"/>
-                <wp:lineTo x="0" y="0"/>
-              </wp:wrapPolygon>
-            </wp:wrapTight>
-            <wp:docPr id="280312455" name="Picture 1"/>
-            <wp:cNvGraphicFramePr>
-              <a:graphicFrameLocks xmlns:a="http://schemas.openxmlformats.org/drawingml/2006/main" noChangeAspect="1"/>
-            </wp:cNvGraphicFramePr>
-            <a:graphic xmlns:a="http://schemas.openxmlformats.org/drawingml/2006/main">
-              <a:graphicData uri="http://schemas.openxmlformats.org/drawingml/2006/picture">
-                <pic:pic xmlns:pic="http://schemas.openxmlformats.org/drawingml/2006/picture">
-                  <pic:nvPicPr>
-                    <pic:cNvPr id="280312455" name=""/>
                     <pic:cNvPicPr/>
                   </pic:nvPicPr>
                   <pic:blipFill>
@@ -564,7 +72,7 @@
                   <pic:spPr>
                     <a:xfrm>
                       <a:off x="0" y="0"/>
-                      <a:ext cx="2791785" cy="1993462"/>
+                      <a:ext cx="1717520" cy="2511444"/>
                     </a:xfrm>
                     <a:prstGeom prst="rect">
                       <a:avLst/>
@@ -583,23 +91,79 @@
         </w:drawing>
       </w:r>
       <w:r>
-        <w:t>For the max rating function, we use a second average function (that doesn’t return a text)</w:t>
-      </w:r>
-      <w:r>
-        <w:t xml:space="preserve"> t</w:t>
-      </w:r>
-      <w:r>
-        <w:t xml:space="preserve">o calculate the average of the movie. Afterwards, we create a list of the movies and its averages by checking it against a list of movies already on the list. This value </w:t>
+        <w:rPr>
+          <w:rStyle w:val="IntenseReference"/>
+        </w:rPr>
+        <w:t>Question 1 – Movie Ratings</w:t>
+      </w:r>
+    </w:p>
+    <w:p>
+      <w:r>
+        <w:t xml:space="preserve"> To start the process of the Movie Ratings, we take the loaded data (</w:t>
+      </w:r>
+      <w:r>
+        <w:rPr>
+          <w:i/>
+          <w:iCs/>
+        </w:rPr>
+        <w:t>data</w:t>
+      </w:r>
+      <w:r>
+        <w:t xml:space="preserve">), and we split it into the individual </w:t>
       </w:r>
       <w:proofErr w:type="spellStart"/>
-      <w:r>
-        <w:rPr>
-          <w:i/>
-          <w:iCs/>
-        </w:rPr>
-        <w:t>avge</w:t>
+      <w:proofErr w:type="gramStart"/>
+      <w:r>
+        <w:t>movie:grade</w:t>
       </w:r>
       <w:proofErr w:type="spellEnd"/>
+      <w:proofErr w:type="gramEnd"/>
+      <w:r>
+        <w:t xml:space="preserve"> formats into the new list single data. Then, this data is cycled to divide the system into the movie names (</w:t>
+      </w:r>
+      <w:proofErr w:type="spellStart"/>
+      <w:r>
+        <w:rPr>
+          <w:i/>
+          <w:iCs/>
+        </w:rPr>
+        <w:t>movienames</w:t>
+      </w:r>
+      <w:proofErr w:type="spellEnd"/>
+      <w:r>
+        <w:t>) and the grades (</w:t>
+      </w:r>
+      <w:r>
+        <w:rPr>
+          <w:i/>
+          <w:iCs/>
+        </w:rPr>
+        <w:t>grades</w:t>
+      </w:r>
+      <w:r>
+        <w:t xml:space="preserve">). Then both lists are joined into a tuple, who is then added into a list of movie names and grades named </w:t>
+      </w:r>
+      <w:proofErr w:type="spellStart"/>
+      <w:r>
+        <w:rPr>
+          <w:i/>
+          <w:iCs/>
+        </w:rPr>
+        <w:t>parseddata</w:t>
+      </w:r>
+      <w:proofErr w:type="spellEnd"/>
+      <w:r>
+        <w:t xml:space="preserve">. Printing this </w:t>
+      </w:r>
+      <w:proofErr w:type="spellStart"/>
+      <w:r>
+        <w:rPr>
+          <w:i/>
+          <w:iCs/>
+        </w:rPr>
+        <w:t>parseddata</w:t>
+      </w:r>
+      <w:proofErr w:type="spellEnd"/>
       <w:r>
         <w:rPr>
           <w:i/>
@@ -608,99 +172,38 @@
         <w:t xml:space="preserve"> </w:t>
       </w:r>
       <w:r>
-        <w:t xml:space="preserve">is compared to a value set as </w:t>
-      </w:r>
-      <w:r>
-        <w:rPr>
-          <w:i/>
-          <w:iCs/>
-        </w:rPr>
-        <w:t xml:space="preserve">maxi </w:t>
-      </w:r>
-      <w:r>
-        <w:t xml:space="preserve">and if its higher to the current value, it’s appended to </w:t>
-      </w:r>
-      <w:proofErr w:type="spellStart"/>
-      <w:r>
-        <w:rPr>
-          <w:i/>
-          <w:iCs/>
-        </w:rPr>
-        <w:t>moviemax</w:t>
-      </w:r>
-      <w:proofErr w:type="spellEnd"/>
-      <w:r>
-        <w:rPr>
-          <w:i/>
-          <w:iCs/>
-        </w:rPr>
-        <w:t xml:space="preserve"> </w:t>
-      </w:r>
-      <w:r>
-        <w:t>along with the movie name</w:t>
-      </w:r>
-      <w:r>
-        <w:rPr>
-          <w:i/>
-          <w:iCs/>
-        </w:rPr>
-        <w:t xml:space="preserve">. </w:t>
-      </w:r>
-      <w:r>
-        <w:t xml:space="preserve">In case we have two movies with the same grades, it adds the value </w:t>
-      </w:r>
-      <w:proofErr w:type="spellStart"/>
-      <w:r>
-        <w:rPr>
-          <w:i/>
-          <w:iCs/>
-        </w:rPr>
-        <w:t>vally</w:t>
-      </w:r>
-      <w:proofErr w:type="spellEnd"/>
-      <w:r>
-        <w:rPr>
-          <w:i/>
-          <w:iCs/>
-        </w:rPr>
-        <w:t xml:space="preserve"> </w:t>
-      </w:r>
-      <w:r>
-        <w:t xml:space="preserve">so the final if defines whether </w:t>
-      </w:r>
-      <w:r>
-        <w:t>it’s</w:t>
-      </w:r>
-      <w:r>
-        <w:t xml:space="preserve"> one or two movies.</w:t>
-      </w:r>
-    </w:p>
+        <w:t>gives us the list with the tuples.</w:t>
+      </w:r>
+    </w:p>
+    <w:p/>
+    <w:p/>
+    <w:p/>
     <w:p>
       <w:r>
         <w:rPr>
           <w:noProof/>
         </w:rPr>
         <w:drawing>
-          <wp:anchor distT="0" distB="0" distL="114300" distR="114300" simplePos="0" relativeHeight="251661312" behindDoc="1" locked="0" layoutInCell="1" allowOverlap="1" wp14:anchorId="6E7BD7F1" wp14:editId="7B65E7A5">
+          <wp:anchor distT="0" distB="0" distL="114300" distR="114300" simplePos="0" relativeHeight="251659264" behindDoc="1" locked="0" layoutInCell="1" allowOverlap="1" wp14:anchorId="52FE3C08" wp14:editId="7AB69F0E">
             <wp:simplePos x="0" y="0"/>
             <wp:positionH relativeFrom="margin">
               <wp:align>left</wp:align>
             </wp:positionH>
             <wp:positionV relativeFrom="paragraph">
-              <wp:posOffset>0</wp:posOffset>
+              <wp:posOffset>4233</wp:posOffset>
             </wp:positionV>
-            <wp:extent cx="2472055" cy="1580515"/>
-            <wp:effectExtent l="0" t="0" r="4445" b="635"/>
+            <wp:extent cx="1917065" cy="2061210"/>
+            <wp:effectExtent l="0" t="0" r="6985" b="0"/>
             <wp:wrapTight wrapText="bothSides">
               <wp:wrapPolygon edited="0">
                 <wp:start x="0" y="0"/>
-                <wp:lineTo x="0" y="21348"/>
-                <wp:lineTo x="21472" y="21348"/>
-                <wp:lineTo x="21472" y="0"/>
+                <wp:lineTo x="0" y="21360"/>
+                <wp:lineTo x="21464" y="21360"/>
+                <wp:lineTo x="21464" y="0"/>
                 <wp:lineTo x="0" y="0"/>
               </wp:wrapPolygon>
             </wp:wrapTight>
-            <wp:docPr id="19484410" name="Picture 1"/>
+            <wp:docPr id="188896272" name="Picture 1"/>
             <wp:cNvGraphicFramePr>
               <a:graphicFrameLocks xmlns:a="http://schemas.openxmlformats.org/drawingml/2006/main" noChangeAspect="1"/>
             </wp:cNvGraphicFramePr>
@@ -708,7 +211,7 @@
               <a:graphicData uri="http://schemas.openxmlformats.org/drawingml/2006/picture">
                 <pic:pic xmlns:pic="http://schemas.openxmlformats.org/drawingml/2006/picture">
                   <pic:nvPicPr>
-                    <pic:cNvPr id="19484410" name=""/>
+                    <pic:cNvPr id="188896272" name=""/>
                     <pic:cNvPicPr/>
                   </pic:nvPicPr>
                   <pic:blipFill>
@@ -726,7 +229,7 @@
                   <pic:spPr>
                     <a:xfrm>
                       <a:off x="0" y="0"/>
-                      <a:ext cx="2472055" cy="1580515"/>
+                      <a:ext cx="1921845" cy="2066419"/>
                     </a:xfrm>
                     <a:prstGeom prst="rect">
                       <a:avLst/>
@@ -745,44 +248,142 @@
         </w:drawing>
       </w:r>
       <w:r>
-        <w:t>Finally, for the rating counts, we use the same check to see if the movie is already on the list. If it’s not, the movie is counted with the .count function and its result and the movie name is added to a list as a tuple. Then the whole list is printed by itself.</w:t>
-      </w:r>
-    </w:p>
-    <w:p/>
-    <w:p/>
-    <w:p>
-      <w:pPr>
-        <w:rPr>
-          <w:rStyle w:val="IntenseReference"/>
-        </w:rPr>
-      </w:pPr>
-      <w:r>
-        <w:rPr>
-          <w:rStyle w:val="IntenseReference"/>
+        <w:t xml:space="preserve">For the average ratings, we take the </w:t>
+      </w:r>
+      <w:proofErr w:type="spellStart"/>
+      <w:r>
+        <w:rPr>
+          <w:i/>
+          <w:iCs/>
+        </w:rPr>
+        <w:t>movienames</w:t>
+      </w:r>
+      <w:proofErr w:type="spellEnd"/>
+      <w:r>
+        <w:rPr>
+          <w:i/>
+          <w:iCs/>
+        </w:rPr>
+        <w:t xml:space="preserve"> </w:t>
+      </w:r>
+      <w:r>
+        <w:t xml:space="preserve">and </w:t>
+      </w:r>
+      <w:r>
+        <w:rPr>
+          <w:i/>
+          <w:iCs/>
+        </w:rPr>
+        <w:t xml:space="preserve">grades </w:t>
+      </w:r>
+      <w:r>
+        <w:t xml:space="preserve">data, and we use the input (default input: “Dune”) to check what movie are we looking for and add its grade to the value </w:t>
+      </w:r>
+      <w:proofErr w:type="spellStart"/>
+      <w:r>
+        <w:rPr>
+          <w:i/>
+          <w:iCs/>
+        </w:rPr>
+        <w:t>preavg</w:t>
+      </w:r>
+      <w:proofErr w:type="spellEnd"/>
+      <w:r>
+        <w:rPr>
+          <w:i/>
+          <w:iCs/>
+        </w:rPr>
+        <w:t xml:space="preserve">, </w:t>
+      </w:r>
+      <w:r>
+        <w:t>utilizing the listing cycle</w:t>
+      </w:r>
+      <w:r>
+        <w:rPr>
+          <w:i/>
+          <w:iCs/>
+        </w:rPr>
+        <w:t xml:space="preserve">. </w:t>
+      </w:r>
+      <w:r>
+        <w:t xml:space="preserve">During this process, we also create a variable </w:t>
+      </w:r>
+      <w:r>
+        <w:rPr>
+          <w:i/>
+          <w:iCs/>
+        </w:rPr>
+        <w:t xml:space="preserve">num </w:t>
+      </w:r>
+      <w:r>
+        <w:t xml:space="preserve">to count how many movies there are. Afterwards, we just divide the </w:t>
+      </w:r>
+      <w:proofErr w:type="spellStart"/>
+      <w:r>
+        <w:rPr>
+          <w:i/>
+          <w:iCs/>
+        </w:rPr>
+        <w:t>preavg</w:t>
+      </w:r>
+      <w:proofErr w:type="spellEnd"/>
+      <w:r>
+        <w:rPr>
+          <w:i/>
+          <w:iCs/>
+        </w:rPr>
+        <w:t xml:space="preserve"> </w:t>
+      </w:r>
+      <w:r>
+        <w:t xml:space="preserve">and the </w:t>
+      </w:r>
+      <w:r>
+        <w:rPr>
+          <w:i/>
+          <w:iCs/>
+        </w:rPr>
+        <w:t xml:space="preserve">num </w:t>
+      </w:r>
+      <w:r>
+        <w:t xml:space="preserve">values to obtain the average. If the movie is not in the list, the </w:t>
+      </w:r>
+      <w:r>
+        <w:rPr>
+          <w:i/>
+          <w:iCs/>
+        </w:rPr>
+        <w:t xml:space="preserve">num </w:t>
+      </w:r>
+      <w:r>
+        <w:t>factor is zero, and thus the if function sends a “Movie not on list. 0.0” result.</w:t>
+      </w:r>
+    </w:p>
+    <w:p>
+      <w:r>
+        <w:rPr>
           <w:noProof/>
         </w:rPr>
-        <w:lastRenderedPageBreak/>
         <w:drawing>
-          <wp:anchor distT="0" distB="0" distL="114300" distR="114300" simplePos="0" relativeHeight="251662336" behindDoc="1" locked="0" layoutInCell="1" allowOverlap="1" wp14:anchorId="7178A9B2" wp14:editId="504B7F77">
+          <wp:anchor distT="0" distB="0" distL="114300" distR="114300" simplePos="0" relativeHeight="251660288" behindDoc="1" locked="0" layoutInCell="1" allowOverlap="1" wp14:anchorId="3C88FB2B" wp14:editId="0839224A">
             <wp:simplePos x="0" y="0"/>
             <wp:positionH relativeFrom="margin">
-              <wp:align>left</wp:align>
+              <wp:posOffset>-635</wp:posOffset>
             </wp:positionH>
             <wp:positionV relativeFrom="paragraph">
-              <wp:posOffset>316230</wp:posOffset>
+              <wp:posOffset>318135</wp:posOffset>
             </wp:positionV>
-            <wp:extent cx="1603375" cy="1490980"/>
-            <wp:effectExtent l="0" t="0" r="0" b="0"/>
+            <wp:extent cx="2684145" cy="1899920"/>
+            <wp:effectExtent l="0" t="0" r="1905" b="5080"/>
             <wp:wrapTight wrapText="bothSides">
               <wp:wrapPolygon edited="0">
                 <wp:start x="0" y="0"/>
-                <wp:lineTo x="0" y="21250"/>
-                <wp:lineTo x="21301" y="21250"/>
-                <wp:lineTo x="21301" y="0"/>
+                <wp:lineTo x="0" y="21441"/>
+                <wp:lineTo x="21462" y="21441"/>
+                <wp:lineTo x="21462" y="0"/>
                 <wp:lineTo x="0" y="0"/>
               </wp:wrapPolygon>
             </wp:wrapTight>
-            <wp:docPr id="1631292761" name="Picture 1"/>
+            <wp:docPr id="280312455" name="Picture 1"/>
             <wp:cNvGraphicFramePr>
               <a:graphicFrameLocks xmlns:a="http://schemas.openxmlformats.org/drawingml/2006/main" noChangeAspect="1"/>
             </wp:cNvGraphicFramePr>
@@ -790,7 +391,7 @@
               <a:graphicData uri="http://schemas.openxmlformats.org/drawingml/2006/picture">
                 <pic:pic xmlns:pic="http://schemas.openxmlformats.org/drawingml/2006/picture">
                   <pic:nvPicPr>
-                    <pic:cNvPr id="1631292761" name=""/>
+                    <pic:cNvPr id="280312455" name=""/>
                     <pic:cNvPicPr/>
                   </pic:nvPicPr>
                   <pic:blipFill>
@@ -808,7 +409,7 @@
                   <pic:spPr>
                     <a:xfrm>
                       <a:off x="0" y="0"/>
-                      <a:ext cx="1603375" cy="1490980"/>
+                      <a:ext cx="2684145" cy="1899920"/>
                     </a:xfrm>
                     <a:prstGeom prst="rect">
                       <a:avLst/>
@@ -826,10 +427,411 @@
           </wp:anchor>
         </w:drawing>
       </w:r>
-      <w:r>
+    </w:p>
+    <w:p>
+      <w:r>
+        <w:t>For the max rating function, we use a second average function (that doesn’t return a text)</w:t>
+      </w:r>
+      <w:r>
+        <w:t xml:space="preserve"> t</w:t>
+      </w:r>
+      <w:r>
+        <w:t xml:space="preserve">o calculate the average of the movie. Afterwards, we create a list of the movies and its averages by checking it against a list of movies already on the list. This value </w:t>
+      </w:r>
+      <w:proofErr w:type="spellStart"/>
+      <w:r>
+        <w:rPr>
+          <w:i/>
+          <w:iCs/>
+        </w:rPr>
+        <w:t>avge</w:t>
+      </w:r>
+      <w:proofErr w:type="spellEnd"/>
+      <w:r>
+        <w:rPr>
+          <w:i/>
+          <w:iCs/>
+        </w:rPr>
+        <w:t xml:space="preserve"> </w:t>
+      </w:r>
+      <w:r>
+        <w:t xml:space="preserve">is compared to a value set as </w:t>
+      </w:r>
+      <w:r>
+        <w:rPr>
+          <w:i/>
+          <w:iCs/>
+        </w:rPr>
+        <w:t xml:space="preserve">maxi </w:t>
+      </w:r>
+      <w:r>
+        <w:t xml:space="preserve">and if its higher to the current value, it’s appended to </w:t>
+      </w:r>
+      <w:proofErr w:type="spellStart"/>
+      <w:r>
+        <w:rPr>
+          <w:i/>
+          <w:iCs/>
+        </w:rPr>
+        <w:t>moviemax</w:t>
+      </w:r>
+      <w:proofErr w:type="spellEnd"/>
+      <w:r>
+        <w:rPr>
+          <w:i/>
+          <w:iCs/>
+        </w:rPr>
+        <w:t xml:space="preserve"> </w:t>
+      </w:r>
+      <w:r>
+        <w:t>along with the movie name</w:t>
+      </w:r>
+      <w:r>
+        <w:rPr>
+          <w:i/>
+          <w:iCs/>
+        </w:rPr>
+        <w:t xml:space="preserve">. </w:t>
+      </w:r>
+      <w:r>
+        <w:t xml:space="preserve">In case we have two movies with the same grades, it adds the value </w:t>
+      </w:r>
+      <w:proofErr w:type="spellStart"/>
+      <w:r>
+        <w:rPr>
+          <w:i/>
+          <w:iCs/>
+        </w:rPr>
+        <w:t>vally</w:t>
+      </w:r>
+      <w:proofErr w:type="spellEnd"/>
+      <w:r>
+        <w:rPr>
+          <w:i/>
+          <w:iCs/>
+        </w:rPr>
+        <w:t xml:space="preserve"> </w:t>
+      </w:r>
+      <w:r>
+        <w:t xml:space="preserve">so the final if defines whether </w:t>
+      </w:r>
+      <w:r>
+        <w:t>it’s</w:t>
+      </w:r>
+      <w:r>
+        <w:t xml:space="preserve"> one or two movies.</w:t>
+      </w:r>
+    </w:p>
+    <w:p>
+      <w:r>
+        <w:rPr>
+          <w:noProof/>
+        </w:rPr>
+        <w:lastRenderedPageBreak/>
+        <w:drawing>
+          <wp:anchor distT="0" distB="0" distL="114300" distR="114300" simplePos="0" relativeHeight="251661312" behindDoc="1" locked="0" layoutInCell="1" allowOverlap="1" wp14:anchorId="6E7BD7F1" wp14:editId="2967CB10">
+            <wp:simplePos x="0" y="0"/>
+            <wp:positionH relativeFrom="margin">
+              <wp:align>left</wp:align>
+            </wp:positionH>
+            <wp:positionV relativeFrom="paragraph">
+              <wp:posOffset>0</wp:posOffset>
+            </wp:positionV>
+            <wp:extent cx="2333625" cy="1397635"/>
+            <wp:effectExtent l="0" t="0" r="9525" b="0"/>
+            <wp:wrapTight wrapText="bothSides">
+              <wp:wrapPolygon edited="0">
+                <wp:start x="0" y="0"/>
+                <wp:lineTo x="0" y="21198"/>
+                <wp:lineTo x="21512" y="21198"/>
+                <wp:lineTo x="21512" y="0"/>
+                <wp:lineTo x="0" y="0"/>
+              </wp:wrapPolygon>
+            </wp:wrapTight>
+            <wp:docPr id="19484410" name="Picture 1"/>
+            <wp:cNvGraphicFramePr>
+              <a:graphicFrameLocks xmlns:a="http://schemas.openxmlformats.org/drawingml/2006/main" noChangeAspect="1"/>
+            </wp:cNvGraphicFramePr>
+            <a:graphic xmlns:a="http://schemas.openxmlformats.org/drawingml/2006/main">
+              <a:graphicData uri="http://schemas.openxmlformats.org/drawingml/2006/picture">
+                <pic:pic xmlns:pic="http://schemas.openxmlformats.org/drawingml/2006/picture">
+                  <pic:nvPicPr>
+                    <pic:cNvPr id="19484410" name=""/>
+                    <pic:cNvPicPr/>
+                  </pic:nvPicPr>
+                  <pic:blipFill>
+                    <a:blip r:embed="rId9" cstate="print">
+                      <a:extLst>
+                        <a:ext uri="{28A0092B-C50C-407E-A947-70E740481C1C}">
+                          <a14:useLocalDpi xmlns:a14="http://schemas.microsoft.com/office/drawing/2010/main" val="0"/>
+                        </a:ext>
+                      </a:extLst>
+                    </a:blip>
+                    <a:stretch>
+                      <a:fillRect/>
+                    </a:stretch>
+                  </pic:blipFill>
+                  <pic:spPr>
+                    <a:xfrm>
+                      <a:off x="0" y="0"/>
+                      <a:ext cx="2357767" cy="1411960"/>
+                    </a:xfrm>
+                    <a:prstGeom prst="rect">
+                      <a:avLst/>
+                    </a:prstGeom>
+                  </pic:spPr>
+                </pic:pic>
+              </a:graphicData>
+            </a:graphic>
+            <wp14:sizeRelH relativeFrom="margin">
+              <wp14:pctWidth>0</wp14:pctWidth>
+            </wp14:sizeRelH>
+            <wp14:sizeRelV relativeFrom="margin">
+              <wp14:pctHeight>0</wp14:pctHeight>
+            </wp14:sizeRelV>
+          </wp:anchor>
+        </w:drawing>
+      </w:r>
+      <w:r>
+        <w:t xml:space="preserve">Finally, for the rating counts, we use the same check to see if the movie is already on the list. If it’s not, the movie is counted with </w:t>
+      </w:r>
+      <w:proofErr w:type="gramStart"/>
+      <w:r>
+        <w:t>the .count</w:t>
+      </w:r>
+      <w:proofErr w:type="gramEnd"/>
+      <w:r>
+        <w:t xml:space="preserve"> function and its result and the movie name is added to a list as a tuple. Then the whole list is printed by itself.</w:t>
+      </w:r>
+    </w:p>
+    <w:p/>
+    <w:p>
+      <w:r>
+        <w:drawing>
+          <wp:anchor distT="0" distB="0" distL="114300" distR="114300" simplePos="0" relativeHeight="251671552" behindDoc="1" locked="0" layoutInCell="1" allowOverlap="1" wp14:anchorId="62CA80E5" wp14:editId="698B06A3">
+            <wp:simplePos x="0" y="0"/>
+            <wp:positionH relativeFrom="margin">
+              <wp:align>left</wp:align>
+            </wp:positionH>
+            <wp:positionV relativeFrom="paragraph">
+              <wp:posOffset>257795</wp:posOffset>
+            </wp:positionV>
+            <wp:extent cx="2187130" cy="1501270"/>
+            <wp:effectExtent l="0" t="0" r="3810" b="3810"/>
+            <wp:wrapTight wrapText="bothSides">
+              <wp:wrapPolygon edited="0">
+                <wp:start x="0" y="0"/>
+                <wp:lineTo x="0" y="21381"/>
+                <wp:lineTo x="21449" y="21381"/>
+                <wp:lineTo x="21449" y="0"/>
+                <wp:lineTo x="0" y="0"/>
+              </wp:wrapPolygon>
+            </wp:wrapTight>
+            <wp:docPr id="805102871" name="Picture 1"/>
+            <wp:cNvGraphicFramePr>
+              <a:graphicFrameLocks xmlns:a="http://schemas.openxmlformats.org/drawingml/2006/main" noChangeAspect="1"/>
+            </wp:cNvGraphicFramePr>
+            <a:graphic xmlns:a="http://schemas.openxmlformats.org/drawingml/2006/main">
+              <a:graphicData uri="http://schemas.openxmlformats.org/drawingml/2006/picture">
+                <pic:pic xmlns:pic="http://schemas.openxmlformats.org/drawingml/2006/picture">
+                  <pic:nvPicPr>
+                    <pic:cNvPr id="805102871" name=""/>
+                    <pic:cNvPicPr/>
+                  </pic:nvPicPr>
+                  <pic:blipFill>
+                    <a:blip r:embed="rId10">
+                      <a:extLst>
+                        <a:ext uri="{28A0092B-C50C-407E-A947-70E740481C1C}">
+                          <a14:useLocalDpi xmlns:a14="http://schemas.microsoft.com/office/drawing/2010/main" val="0"/>
+                        </a:ext>
+                      </a:extLst>
+                    </a:blip>
+                    <a:stretch>
+                      <a:fillRect/>
+                    </a:stretch>
+                  </pic:blipFill>
+                  <pic:spPr>
+                    <a:xfrm>
+                      <a:off x="0" y="0"/>
+                      <a:ext cx="2187130" cy="1501270"/>
+                    </a:xfrm>
+                    <a:prstGeom prst="rect">
+                      <a:avLst/>
+                    </a:prstGeom>
+                  </pic:spPr>
+                </pic:pic>
+              </a:graphicData>
+            </a:graphic>
+          </wp:anchor>
+        </w:drawing>
+      </w:r>
+      <w:r>
+        <w:t>Putting the following input:</w:t>
+      </w:r>
+    </w:p>
+    <w:p/>
+    <w:p/>
+    <w:p/>
+    <w:p/>
+    <w:p/>
+    <w:p>
+      <w:r>
+        <w:drawing>
+          <wp:anchor distT="0" distB="0" distL="114300" distR="114300" simplePos="0" relativeHeight="251672576" behindDoc="1" locked="0" layoutInCell="1" allowOverlap="1" wp14:anchorId="1F5ABADF" wp14:editId="72BBFAF0">
+            <wp:simplePos x="0" y="0"/>
+            <wp:positionH relativeFrom="margin">
+              <wp:align>left</wp:align>
+            </wp:positionH>
+            <wp:positionV relativeFrom="paragraph">
+              <wp:posOffset>201147</wp:posOffset>
+            </wp:positionV>
+            <wp:extent cx="6122670" cy="669290"/>
+            <wp:effectExtent l="0" t="0" r="0" b="0"/>
+            <wp:wrapTight wrapText="bothSides">
+              <wp:wrapPolygon edited="0">
+                <wp:start x="0" y="0"/>
+                <wp:lineTo x="0" y="20903"/>
+                <wp:lineTo x="21506" y="20903"/>
+                <wp:lineTo x="21506" y="0"/>
+                <wp:lineTo x="0" y="0"/>
+              </wp:wrapPolygon>
+            </wp:wrapTight>
+            <wp:docPr id="394758894" name="Picture 1"/>
+            <wp:cNvGraphicFramePr>
+              <a:graphicFrameLocks xmlns:a="http://schemas.openxmlformats.org/drawingml/2006/main" noChangeAspect="1"/>
+            </wp:cNvGraphicFramePr>
+            <a:graphic xmlns:a="http://schemas.openxmlformats.org/drawingml/2006/main">
+              <a:graphicData uri="http://schemas.openxmlformats.org/drawingml/2006/picture">
+                <pic:pic xmlns:pic="http://schemas.openxmlformats.org/drawingml/2006/picture">
+                  <pic:nvPicPr>
+                    <pic:cNvPr id="394758894" name=""/>
+                    <pic:cNvPicPr/>
+                  </pic:nvPicPr>
+                  <pic:blipFill>
+                    <a:blip r:embed="rId11">
+                      <a:extLst>
+                        <a:ext uri="{28A0092B-C50C-407E-A947-70E740481C1C}">
+                          <a14:useLocalDpi xmlns:a14="http://schemas.microsoft.com/office/drawing/2010/main" val="0"/>
+                        </a:ext>
+                      </a:extLst>
+                    </a:blip>
+                    <a:stretch>
+                      <a:fillRect/>
+                    </a:stretch>
+                  </pic:blipFill>
+                  <pic:spPr>
+                    <a:xfrm>
+                      <a:off x="0" y="0"/>
+                      <a:ext cx="6122670" cy="669290"/>
+                    </a:xfrm>
+                    <a:prstGeom prst="rect">
+                      <a:avLst/>
+                    </a:prstGeom>
+                  </pic:spPr>
+                </pic:pic>
+              </a:graphicData>
+            </a:graphic>
+            <wp14:sizeRelH relativeFrom="margin">
+              <wp14:pctWidth>0</wp14:pctWidth>
+            </wp14:sizeRelH>
+            <wp14:sizeRelV relativeFrom="margin">
+              <wp14:pctHeight>0</wp14:pctHeight>
+            </wp14:sizeRelV>
+          </wp:anchor>
+        </w:drawing>
+      </w:r>
+      <w:r>
+        <w:t>Gives us the following result on the terminal:</w:t>
+      </w:r>
+    </w:p>
+    <w:p/>
+    <w:p/>
+    <w:p/>
+    <w:p/>
+    <w:p/>
+    <w:p/>
+    <w:p/>
+    <w:p/>
+    <w:p>
+      <w:pPr>
         <w:rPr>
           <w:rStyle w:val="IntenseReference"/>
         </w:rPr>
+      </w:pPr>
+      <w:r>
+        <w:rPr>
+          <w:rStyle w:val="IntenseReference"/>
+          <w:noProof/>
+        </w:rPr>
+        <w:lastRenderedPageBreak/>
+        <w:drawing>
+          <wp:anchor distT="0" distB="0" distL="114300" distR="114300" simplePos="0" relativeHeight="251662336" behindDoc="1" locked="0" layoutInCell="1" allowOverlap="1" wp14:anchorId="7178A9B2" wp14:editId="744EE236">
+            <wp:simplePos x="0" y="0"/>
+            <wp:positionH relativeFrom="margin">
+              <wp:align>left</wp:align>
+            </wp:positionH>
+            <wp:positionV relativeFrom="paragraph">
+              <wp:posOffset>316230</wp:posOffset>
+            </wp:positionV>
+            <wp:extent cx="1668780" cy="1551940"/>
+            <wp:effectExtent l="0" t="0" r="7620" b="0"/>
+            <wp:wrapTight wrapText="bothSides">
+              <wp:wrapPolygon edited="0">
+                <wp:start x="0" y="0"/>
+                <wp:lineTo x="0" y="21211"/>
+                <wp:lineTo x="21452" y="21211"/>
+                <wp:lineTo x="21452" y="0"/>
+                <wp:lineTo x="0" y="0"/>
+              </wp:wrapPolygon>
+            </wp:wrapTight>
+            <wp:docPr id="1631292761" name="Picture 1"/>
+            <wp:cNvGraphicFramePr>
+              <a:graphicFrameLocks xmlns:a="http://schemas.openxmlformats.org/drawingml/2006/main" noChangeAspect="1"/>
+            </wp:cNvGraphicFramePr>
+            <a:graphic xmlns:a="http://schemas.openxmlformats.org/drawingml/2006/main">
+              <a:graphicData uri="http://schemas.openxmlformats.org/drawingml/2006/picture">
+                <pic:pic xmlns:pic="http://schemas.openxmlformats.org/drawingml/2006/picture">
+                  <pic:nvPicPr>
+                    <pic:cNvPr id="1631292761" name=""/>
+                    <pic:cNvPicPr/>
+                  </pic:nvPicPr>
+                  <pic:blipFill>
+                    <a:blip r:embed="rId12" cstate="print">
+                      <a:extLst>
+                        <a:ext uri="{28A0092B-C50C-407E-A947-70E740481C1C}">
+                          <a14:useLocalDpi xmlns:a14="http://schemas.microsoft.com/office/drawing/2010/main" val="0"/>
+                        </a:ext>
+                      </a:extLst>
+                    </a:blip>
+                    <a:stretch>
+                      <a:fillRect/>
+                    </a:stretch>
+                  </pic:blipFill>
+                  <pic:spPr>
+                    <a:xfrm>
+                      <a:off x="0" y="0"/>
+                      <a:ext cx="1676000" cy="1558515"/>
+                    </a:xfrm>
+                    <a:prstGeom prst="rect">
+                      <a:avLst/>
+                    </a:prstGeom>
+                  </pic:spPr>
+                </pic:pic>
+              </a:graphicData>
+            </a:graphic>
+            <wp14:sizeRelH relativeFrom="margin">
+              <wp14:pctWidth>0</wp14:pctWidth>
+            </wp14:sizeRelH>
+            <wp14:sizeRelV relativeFrom="margin">
+              <wp14:pctHeight>0</wp14:pctHeight>
+            </wp14:sizeRelV>
+          </wp:anchor>
+        </w:drawing>
+      </w:r>
+      <w:r>
+        <w:rPr>
+          <w:rStyle w:val="IntenseReference"/>
+        </w:rPr>
         <w:t xml:space="preserve">Question 2 - Gradebook </w:t>
       </w:r>
     </w:p>
@@ -865,7 +867,7 @@
           <w:noProof/>
         </w:rPr>
         <w:drawing>
-          <wp:anchor distT="0" distB="0" distL="114300" distR="114300" simplePos="0" relativeHeight="251663360" behindDoc="1" locked="0" layoutInCell="1" allowOverlap="1" wp14:anchorId="0F6D752C" wp14:editId="039A44BC">
+          <wp:anchor distT="0" distB="0" distL="114300" distR="114300" simplePos="0" relativeHeight="251663360" behindDoc="1" locked="0" layoutInCell="1" allowOverlap="1" wp14:anchorId="0F6D752C" wp14:editId="7DBE5333">
             <wp:simplePos x="0" y="0"/>
             <wp:positionH relativeFrom="margin">
               <wp:align>left</wp:align>
@@ -873,14 +875,14 @@
             <wp:positionV relativeFrom="paragraph">
               <wp:posOffset>4445</wp:posOffset>
             </wp:positionV>
-            <wp:extent cx="2228215" cy="2493010"/>
-            <wp:effectExtent l="0" t="0" r="635" b="2540"/>
+            <wp:extent cx="2631440" cy="2943860"/>
+            <wp:effectExtent l="0" t="0" r="0" b="8890"/>
             <wp:wrapTight wrapText="bothSides">
               <wp:wrapPolygon edited="0">
                 <wp:start x="0" y="0"/>
-                <wp:lineTo x="0" y="21457"/>
-                <wp:lineTo x="21421" y="21457"/>
-                <wp:lineTo x="21421" y="0"/>
+                <wp:lineTo x="0" y="21525"/>
+                <wp:lineTo x="21423" y="21525"/>
+                <wp:lineTo x="21423" y="0"/>
                 <wp:lineTo x="0" y="0"/>
               </wp:wrapPolygon>
             </wp:wrapTight>
@@ -896,7 +898,7 @@
                     <pic:cNvPicPr/>
                   </pic:nvPicPr>
                   <pic:blipFill rotWithShape="1">
-                    <a:blip r:embed="rId9" cstate="print">
+                    <a:blip r:embed="rId13" cstate="print">
                       <a:extLst>
                         <a:ext uri="{28A0092B-C50C-407E-A947-70E740481C1C}">
                           <a14:useLocalDpi xmlns:a14="http://schemas.microsoft.com/office/drawing/2010/main" val="0"/>
@@ -911,7 +913,7 @@
                   <pic:spPr bwMode="auto">
                     <a:xfrm>
                       <a:off x="0" y="0"/>
-                      <a:ext cx="2228215" cy="2493010"/>
+                      <a:ext cx="2639385" cy="2953042"/>
                     </a:xfrm>
                     <a:prstGeom prst="rect">
                       <a:avLst/>
@@ -1029,7 +1031,6 @@
         <w:t xml:space="preserve">If a student is in all classes, it never appears in </w:t>
       </w:r>
       <w:proofErr w:type="spellStart"/>
-      <w:proofErr w:type="gramStart"/>
       <w:r>
         <w:rPr>
           <w:i/>
@@ -1043,14 +1044,17 @@
           <w:i/>
           <w:iCs/>
         </w:rPr>
-        <w:t xml:space="preserve"> .</w:t>
-      </w:r>
-      <w:r>
-        <w:t>When</w:t>
-      </w:r>
-      <w:proofErr w:type="gramEnd"/>
-      <w:r>
-        <w:t xml:space="preserve"> all subjects are checked, this list is printed. However, i</w:t>
+        <w:t>.</w:t>
+      </w:r>
+      <w:r>
+        <w:rPr>
+          <w:i/>
+          <w:iCs/>
+        </w:rPr>
+        <w:t xml:space="preserve"> </w:t>
+      </w:r>
+      <w:r>
+        <w:t>When all subjects are checked, this list is printed. However, i</w:t>
       </w:r>
       <w:r>
         <w:t>f</w:t>
@@ -1059,29 +1063,28 @@
         <w:t xml:space="preserve"> this list is empty, it prints “No student is in all classes.”.</w:t>
       </w:r>
     </w:p>
-    <w:p/>
     <w:p>
       <w:r>
         <w:rPr>
           <w:noProof/>
         </w:rPr>
         <w:drawing>
-          <wp:anchor distT="0" distB="0" distL="114300" distR="114300" simplePos="0" relativeHeight="251664384" behindDoc="1" locked="0" layoutInCell="1" allowOverlap="1" wp14:anchorId="0934C109" wp14:editId="4277A8FA">
+          <wp:anchor distT="0" distB="0" distL="114300" distR="114300" simplePos="0" relativeHeight="251664384" behindDoc="1" locked="0" layoutInCell="1" allowOverlap="1" wp14:anchorId="0934C109" wp14:editId="16E837E4">
             <wp:simplePos x="0" y="0"/>
             <wp:positionH relativeFrom="margin">
               <wp:align>left</wp:align>
             </wp:positionH>
             <wp:positionV relativeFrom="paragraph">
-              <wp:posOffset>423</wp:posOffset>
+              <wp:posOffset>314325</wp:posOffset>
             </wp:positionV>
-            <wp:extent cx="2228215" cy="2122170"/>
-            <wp:effectExtent l="0" t="0" r="635" b="0"/>
+            <wp:extent cx="2482215" cy="2364740"/>
+            <wp:effectExtent l="0" t="0" r="0" b="0"/>
             <wp:wrapTight wrapText="bothSides">
               <wp:wrapPolygon edited="0">
                 <wp:start x="0" y="0"/>
-                <wp:lineTo x="0" y="21329"/>
-                <wp:lineTo x="21421" y="21329"/>
-                <wp:lineTo x="21421" y="0"/>
+                <wp:lineTo x="0" y="21403"/>
+                <wp:lineTo x="21384" y="21403"/>
+                <wp:lineTo x="21384" y="0"/>
                 <wp:lineTo x="0" y="0"/>
               </wp:wrapPolygon>
             </wp:wrapTight>
@@ -1097,7 +1100,7 @@
                     <pic:cNvPicPr/>
                   </pic:nvPicPr>
                   <pic:blipFill>
-                    <a:blip r:embed="rId10" cstate="print">
+                    <a:blip r:embed="rId14" cstate="print">
                       <a:extLst>
                         <a:ext uri="{28A0092B-C50C-407E-A947-70E740481C1C}">
                           <a14:useLocalDpi xmlns:a14="http://schemas.microsoft.com/office/drawing/2010/main" val="0"/>
@@ -1111,7 +1114,7 @@
                   <pic:spPr>
                     <a:xfrm>
                       <a:off x="0" y="0"/>
-                      <a:ext cx="2246949" cy="2140646"/>
+                      <a:ext cx="2482215" cy="2364740"/>
                     </a:xfrm>
                     <a:prstGeom prst="rect">
                       <a:avLst/>
@@ -1129,6 +1132,8 @@
           </wp:anchor>
         </w:drawing>
       </w:r>
+    </w:p>
+    <w:p>
       <w:r>
         <w:t xml:space="preserve">For the student average, we use a similar method to the first exercise, but we add another level, where it checks the student within the subject. Dictionary checking is used to </w:t>
       </w:r>
@@ -1151,26 +1156,26 @@
         </w:rPr>
         <w:lastRenderedPageBreak/>
         <w:drawing>
-          <wp:anchor distT="0" distB="0" distL="114300" distR="114300" simplePos="0" relativeHeight="251666432" behindDoc="1" locked="0" layoutInCell="1" allowOverlap="1" wp14:anchorId="7FF6EDD9" wp14:editId="77566277">
+          <wp:anchor distT="0" distB="0" distL="114300" distR="114300" simplePos="0" relativeHeight="251665408" behindDoc="1" locked="0" layoutInCell="1" allowOverlap="1" wp14:anchorId="3AB376C2" wp14:editId="7263A8C7">
             <wp:simplePos x="0" y="0"/>
             <wp:positionH relativeFrom="margin">
               <wp:align>left</wp:align>
             </wp:positionH>
             <wp:positionV relativeFrom="paragraph">
-              <wp:posOffset>2809663</wp:posOffset>
+              <wp:posOffset>0</wp:posOffset>
             </wp:positionV>
-            <wp:extent cx="2715260" cy="1943735"/>
-            <wp:effectExtent l="0" t="0" r="8890" b="0"/>
+            <wp:extent cx="2496820" cy="2583180"/>
+            <wp:effectExtent l="0" t="0" r="0" b="7620"/>
             <wp:wrapTight wrapText="bothSides">
               <wp:wrapPolygon edited="0">
                 <wp:start x="0" y="0"/>
-                <wp:lineTo x="0" y="21381"/>
-                <wp:lineTo x="21519" y="21381"/>
-                <wp:lineTo x="21519" y="0"/>
+                <wp:lineTo x="0" y="21504"/>
+                <wp:lineTo x="21424" y="21504"/>
+                <wp:lineTo x="21424" y="0"/>
                 <wp:lineTo x="0" y="0"/>
               </wp:wrapPolygon>
             </wp:wrapTight>
-            <wp:docPr id="147859691" name="Picture 1"/>
+            <wp:docPr id="1260184907" name="Picture 1"/>
             <wp:cNvGraphicFramePr>
               <a:graphicFrameLocks xmlns:a="http://schemas.openxmlformats.org/drawingml/2006/main" noChangeAspect="1"/>
             </wp:cNvGraphicFramePr>
@@ -1178,11 +1183,11 @@
               <a:graphicData uri="http://schemas.openxmlformats.org/drawingml/2006/picture">
                 <pic:pic xmlns:pic="http://schemas.openxmlformats.org/drawingml/2006/picture">
                   <pic:nvPicPr>
-                    <pic:cNvPr id="147859691" name=""/>
+                    <pic:cNvPr id="1260184907" name=""/>
                     <pic:cNvPicPr/>
                   </pic:nvPicPr>
                   <pic:blipFill>
-                    <a:blip r:embed="rId11">
+                    <a:blip r:embed="rId15" cstate="print">
                       <a:extLst>
                         <a:ext uri="{28A0092B-C50C-407E-A947-70E740481C1C}">
                           <a14:useLocalDpi xmlns:a14="http://schemas.microsoft.com/office/drawing/2010/main" val="0"/>
@@ -1196,7 +1201,7 @@
                   <pic:spPr>
                     <a:xfrm>
                       <a:off x="0" y="0"/>
-                      <a:ext cx="2719185" cy="1946667"/>
+                      <a:ext cx="2496820" cy="2583180"/>
                     </a:xfrm>
                     <a:prstGeom prst="rect">
                       <a:avLst/>
@@ -1215,30 +1220,72 @@
         </w:drawing>
       </w:r>
       <w:r>
+        <w:t xml:space="preserve">For the final exercise, the honor roll, we create first another list of all kids. With this list, we created nested loops that will calculate the average grade for everyone student. This calculated average is then added into </w:t>
+      </w:r>
+      <w:proofErr w:type="spellStart"/>
+      <w:r>
+        <w:rPr>
+          <w:i/>
+          <w:iCs/>
+        </w:rPr>
+        <w:t>honorroll</w:t>
+      </w:r>
+      <w:proofErr w:type="spellEnd"/>
+      <w:r>
+        <w:t xml:space="preserve">, a list that includes all honor roll students. To make sure that only the students with the </w:t>
+      </w:r>
+      <w:r>
+        <w:t>input</w:t>
+      </w:r>
+      <w:r>
+        <w:t xml:space="preserve"> grade enter, this append is inside </w:t>
+      </w:r>
+      <w:proofErr w:type="gramStart"/>
+      <w:r>
+        <w:t>an</w:t>
+      </w:r>
+      <w:proofErr w:type="gramEnd"/>
+      <w:r>
+        <w:t xml:space="preserve"> </w:t>
+      </w:r>
+      <w:r>
+        <w:t xml:space="preserve">if that depends on the average obtained. </w:t>
+      </w:r>
+      <w:r>
+        <w:t xml:space="preserve">Finally, the values are reset so future calculations are clean. </w:t>
+      </w:r>
+    </w:p>
+    <w:p>
+      <w:r>
+        <w:t>Outside the loop, values are sorted.</w:t>
+      </w:r>
+    </w:p>
+    <w:p>
+      <w:r>
         <w:rPr>
           <w:noProof/>
         </w:rPr>
         <w:drawing>
-          <wp:anchor distT="0" distB="0" distL="114300" distR="114300" simplePos="0" relativeHeight="251665408" behindDoc="1" locked="0" layoutInCell="1" allowOverlap="1" wp14:anchorId="3AB376C2" wp14:editId="7710F3BD">
+          <wp:anchor distT="0" distB="0" distL="114300" distR="114300" simplePos="0" relativeHeight="251666432" behindDoc="1" locked="0" layoutInCell="1" allowOverlap="1" wp14:anchorId="7FF6EDD9" wp14:editId="298A0731">
             <wp:simplePos x="0" y="0"/>
-            <wp:positionH relativeFrom="column">
-              <wp:posOffset>0</wp:posOffset>
+            <wp:positionH relativeFrom="margin">
+              <wp:align>left</wp:align>
             </wp:positionH>
             <wp:positionV relativeFrom="paragraph">
-              <wp:posOffset>-1270</wp:posOffset>
+              <wp:posOffset>11770</wp:posOffset>
             </wp:positionV>
-            <wp:extent cx="2716937" cy="2810933"/>
-            <wp:effectExtent l="0" t="0" r="7620" b="8890"/>
+            <wp:extent cx="2496820" cy="1786890"/>
+            <wp:effectExtent l="0" t="0" r="0" b="3810"/>
             <wp:wrapTight wrapText="bothSides">
               <wp:wrapPolygon edited="0">
                 <wp:start x="0" y="0"/>
-                <wp:lineTo x="0" y="21522"/>
-                <wp:lineTo x="21509" y="21522"/>
-                <wp:lineTo x="21509" y="0"/>
+                <wp:lineTo x="0" y="21416"/>
+                <wp:lineTo x="21424" y="21416"/>
+                <wp:lineTo x="21424" y="0"/>
                 <wp:lineTo x="0" y="0"/>
               </wp:wrapPolygon>
             </wp:wrapTight>
-            <wp:docPr id="1260184907" name="Picture 1"/>
+            <wp:docPr id="147859691" name="Picture 1"/>
             <wp:cNvGraphicFramePr>
               <a:graphicFrameLocks xmlns:a="http://schemas.openxmlformats.org/drawingml/2006/main" noChangeAspect="1"/>
             </wp:cNvGraphicFramePr>
@@ -1246,11 +1293,11 @@
               <a:graphicData uri="http://schemas.openxmlformats.org/drawingml/2006/picture">
                 <pic:pic xmlns:pic="http://schemas.openxmlformats.org/drawingml/2006/picture">
                   <pic:nvPicPr>
-                    <pic:cNvPr id="1260184907" name=""/>
+                    <pic:cNvPr id="147859691" name=""/>
                     <pic:cNvPicPr/>
                   </pic:nvPicPr>
                   <pic:blipFill>
-                    <a:blip r:embed="rId12">
+                    <a:blip r:embed="rId16">
                       <a:extLst>
                         <a:ext uri="{28A0092B-C50C-407E-A947-70E740481C1C}">
                           <a14:useLocalDpi xmlns:a14="http://schemas.microsoft.com/office/drawing/2010/main" val="0"/>
@@ -1264,120 +1311,7 @@
                   <pic:spPr>
                     <a:xfrm>
                       <a:off x="0" y="0"/>
-                      <a:ext cx="2716937" cy="2810933"/>
-                    </a:xfrm>
-                    <a:prstGeom prst="rect">
-                      <a:avLst/>
-                    </a:prstGeom>
-                  </pic:spPr>
-                </pic:pic>
-              </a:graphicData>
-            </a:graphic>
-          </wp:anchor>
-        </w:drawing>
-      </w:r>
-      <w:r>
-        <w:t xml:space="preserve">For the final exercise, the honor roll, we create first another list of all kids. With this list, we created nested loops that will calculate the average grade for everyone student. This calculated average is then added into </w:t>
-      </w:r>
-      <w:proofErr w:type="spellStart"/>
-      <w:r>
-        <w:rPr>
-          <w:i/>
-          <w:iCs/>
-        </w:rPr>
-        <w:t>honorroll</w:t>
-      </w:r>
-      <w:proofErr w:type="spellEnd"/>
-      <w:r>
-        <w:t xml:space="preserve">, a list that includes all honor roll students. To make sure that only the students with the </w:t>
-      </w:r>
-      <w:r>
-        <w:t>input</w:t>
-      </w:r>
-      <w:r>
-        <w:t xml:space="preserve"> grade enter, this append is inside </w:t>
-      </w:r>
-      <w:proofErr w:type="gramStart"/>
-      <w:r>
-        <w:t>an</w:t>
-      </w:r>
-      <w:proofErr w:type="gramEnd"/>
-      <w:r>
-        <w:t xml:space="preserve"> if that depends on the average obtained. </w:t>
-      </w:r>
-      <w:r>
-        <w:t xml:space="preserve">Finally, the values are reset so future calculations are clean. </w:t>
-      </w:r>
-    </w:p>
-    <w:p>
-      <w:r>
-        <w:t>Outside the loop, values are sorted.</w:t>
-      </w:r>
-    </w:p>
-    <w:p/>
-    <w:p/>
-    <w:p/>
-    <w:p/>
-    <w:p/>
-    <w:p/>
-    <w:p/>
-    <w:p>
-      <w:pPr>
-        <w:rPr>
-          <w:rStyle w:val="IntenseReference"/>
-        </w:rPr>
-      </w:pPr>
-      <w:r>
-        <w:rPr>
-          <w:rStyle w:val="IntenseReference"/>
-        </w:rPr>
-        <w:drawing>
-          <wp:anchor distT="0" distB="0" distL="114300" distR="114300" simplePos="0" relativeHeight="251667456" behindDoc="1" locked="0" layoutInCell="1" allowOverlap="1" wp14:anchorId="5D185C80" wp14:editId="5A8828D6">
-            <wp:simplePos x="0" y="0"/>
-            <wp:positionH relativeFrom="margin">
-              <wp:align>left</wp:align>
-            </wp:positionH>
-            <wp:positionV relativeFrom="paragraph">
-              <wp:posOffset>264795</wp:posOffset>
-            </wp:positionV>
-            <wp:extent cx="3157220" cy="2950210"/>
-            <wp:effectExtent l="0" t="0" r="5080" b="2540"/>
-            <wp:wrapTight wrapText="bothSides">
-              <wp:wrapPolygon edited="0">
-                <wp:start x="0" y="0"/>
-                <wp:lineTo x="0" y="21479"/>
-                <wp:lineTo x="21504" y="21479"/>
-                <wp:lineTo x="21504" y="0"/>
-                <wp:lineTo x="0" y="0"/>
-              </wp:wrapPolygon>
-            </wp:wrapTight>
-            <wp:docPr id="1106870006" name="Picture 1"/>
-            <wp:cNvGraphicFramePr>
-              <a:graphicFrameLocks xmlns:a="http://schemas.openxmlformats.org/drawingml/2006/main" noChangeAspect="1"/>
-            </wp:cNvGraphicFramePr>
-            <a:graphic xmlns:a="http://schemas.openxmlformats.org/drawingml/2006/main">
-              <a:graphicData uri="http://schemas.openxmlformats.org/drawingml/2006/picture">
-                <pic:pic xmlns:pic="http://schemas.openxmlformats.org/drawingml/2006/picture">
-                  <pic:nvPicPr>
-                    <pic:cNvPr id="1106870006" name=""/>
-                    <pic:cNvPicPr/>
-                  </pic:nvPicPr>
-                  <pic:blipFill>
-                    <a:blip r:embed="rId13">
-                      <a:extLst>
-                        <a:ext uri="{28A0092B-C50C-407E-A947-70E740481C1C}">
-                          <a14:useLocalDpi xmlns:a14="http://schemas.microsoft.com/office/drawing/2010/main" val="0"/>
-                        </a:ext>
-                      </a:extLst>
-                    </a:blip>
-                    <a:stretch>
-                      <a:fillRect/>
-                    </a:stretch>
-                  </pic:blipFill>
-                  <pic:spPr>
-                    <a:xfrm>
-                      <a:off x="0" y="0"/>
-                      <a:ext cx="3157220" cy="2950210"/>
+                      <a:ext cx="2505659" cy="1793691"/>
                     </a:xfrm>
                     <a:prstGeom prst="rect">
                       <a:avLst/>
@@ -1395,10 +1329,224 @@
           </wp:anchor>
         </w:drawing>
       </w:r>
-      <w:r>
+    </w:p>
+    <w:p/>
+    <w:p/>
+    <w:p/>
+    <w:p/>
+    <w:p/>
+    <w:p>
+      <w:r>
+        <w:drawing>
+          <wp:anchor distT="0" distB="0" distL="114300" distR="114300" simplePos="0" relativeHeight="251673600" behindDoc="1" locked="0" layoutInCell="1" allowOverlap="1" wp14:anchorId="25744600" wp14:editId="2B297EBA">
+            <wp:simplePos x="0" y="0"/>
+            <wp:positionH relativeFrom="margin">
+              <wp:align>left</wp:align>
+            </wp:positionH>
+            <wp:positionV relativeFrom="paragraph">
+              <wp:posOffset>243988</wp:posOffset>
+            </wp:positionV>
+            <wp:extent cx="2149026" cy="952583"/>
+            <wp:effectExtent l="0" t="0" r="3810" b="0"/>
+            <wp:wrapTight wrapText="bothSides">
+              <wp:wrapPolygon edited="0">
+                <wp:start x="0" y="0"/>
+                <wp:lineTo x="0" y="21168"/>
+                <wp:lineTo x="21447" y="21168"/>
+                <wp:lineTo x="21447" y="0"/>
+                <wp:lineTo x="0" y="0"/>
+              </wp:wrapPolygon>
+            </wp:wrapTight>
+            <wp:docPr id="1990163900" name="Picture 1"/>
+            <wp:cNvGraphicFramePr>
+              <a:graphicFrameLocks xmlns:a="http://schemas.openxmlformats.org/drawingml/2006/main" noChangeAspect="1"/>
+            </wp:cNvGraphicFramePr>
+            <a:graphic xmlns:a="http://schemas.openxmlformats.org/drawingml/2006/main">
+              <a:graphicData uri="http://schemas.openxmlformats.org/drawingml/2006/picture">
+                <pic:pic xmlns:pic="http://schemas.openxmlformats.org/drawingml/2006/picture">
+                  <pic:nvPicPr>
+                    <pic:cNvPr id="1990163900" name=""/>
+                    <pic:cNvPicPr/>
+                  </pic:nvPicPr>
+                  <pic:blipFill>
+                    <a:blip r:embed="rId17">
+                      <a:extLst>
+                        <a:ext uri="{28A0092B-C50C-407E-A947-70E740481C1C}">
+                          <a14:useLocalDpi xmlns:a14="http://schemas.microsoft.com/office/drawing/2010/main" val="0"/>
+                        </a:ext>
+                      </a:extLst>
+                    </a:blip>
+                    <a:stretch>
+                      <a:fillRect/>
+                    </a:stretch>
+                  </pic:blipFill>
+                  <pic:spPr>
+                    <a:xfrm>
+                      <a:off x="0" y="0"/>
+                      <a:ext cx="2149026" cy="952583"/>
+                    </a:xfrm>
+                    <a:prstGeom prst="rect">
+                      <a:avLst/>
+                    </a:prstGeom>
+                  </pic:spPr>
+                </pic:pic>
+              </a:graphicData>
+            </a:graphic>
+          </wp:anchor>
+        </w:drawing>
+      </w:r>
+      <w:r>
+        <w:t>For the following input:</w:t>
+      </w:r>
+    </w:p>
+    <w:p/>
+    <w:p/>
+    <w:p/>
+    <w:p>
+      <w:r>
+        <w:drawing>
+          <wp:anchor distT="0" distB="0" distL="114300" distR="114300" simplePos="0" relativeHeight="251674624" behindDoc="1" locked="0" layoutInCell="1" allowOverlap="1" wp14:anchorId="59DFD7C2" wp14:editId="46C3123D">
+            <wp:simplePos x="0" y="0"/>
+            <wp:positionH relativeFrom="margin">
+              <wp:align>right</wp:align>
+            </wp:positionH>
+            <wp:positionV relativeFrom="paragraph">
+              <wp:posOffset>263702</wp:posOffset>
+            </wp:positionV>
+            <wp:extent cx="5943600" cy="650875"/>
+            <wp:effectExtent l="0" t="0" r="0" b="0"/>
+            <wp:wrapTight wrapText="bothSides">
+              <wp:wrapPolygon edited="0">
+                <wp:start x="0" y="0"/>
+                <wp:lineTo x="0" y="20862"/>
+                <wp:lineTo x="21531" y="20862"/>
+                <wp:lineTo x="21531" y="0"/>
+                <wp:lineTo x="0" y="0"/>
+              </wp:wrapPolygon>
+            </wp:wrapTight>
+            <wp:docPr id="598804898" name="Picture 1"/>
+            <wp:cNvGraphicFramePr>
+              <a:graphicFrameLocks xmlns:a="http://schemas.openxmlformats.org/drawingml/2006/main" noChangeAspect="1"/>
+            </wp:cNvGraphicFramePr>
+            <a:graphic xmlns:a="http://schemas.openxmlformats.org/drawingml/2006/main">
+              <a:graphicData uri="http://schemas.openxmlformats.org/drawingml/2006/picture">
+                <pic:pic xmlns:pic="http://schemas.openxmlformats.org/drawingml/2006/picture">
+                  <pic:nvPicPr>
+                    <pic:cNvPr id="598804898" name=""/>
+                    <pic:cNvPicPr/>
+                  </pic:nvPicPr>
+                  <pic:blipFill>
+                    <a:blip r:embed="rId18">
+                      <a:extLst>
+                        <a:ext uri="{28A0092B-C50C-407E-A947-70E740481C1C}">
+                          <a14:useLocalDpi xmlns:a14="http://schemas.microsoft.com/office/drawing/2010/main" val="0"/>
+                        </a:ext>
+                      </a:extLst>
+                    </a:blip>
+                    <a:stretch>
+                      <a:fillRect/>
+                    </a:stretch>
+                  </pic:blipFill>
+                  <pic:spPr>
+                    <a:xfrm>
+                      <a:off x="0" y="0"/>
+                      <a:ext cx="5943600" cy="650875"/>
+                    </a:xfrm>
+                    <a:prstGeom prst="rect">
+                      <a:avLst/>
+                    </a:prstGeom>
+                  </pic:spPr>
+                </pic:pic>
+              </a:graphicData>
+            </a:graphic>
+          </wp:anchor>
+        </w:drawing>
+      </w:r>
+      <w:r>
+        <w:t>We obtain the following result on the terminal:</w:t>
+      </w:r>
+    </w:p>
+    <w:p/>
+    <w:p>
+      <w:pPr>
         <w:rPr>
           <w:rStyle w:val="IntenseReference"/>
         </w:rPr>
+      </w:pPr>
+      <w:r>
+        <w:rPr>
+          <w:rStyle w:val="IntenseReference"/>
+          <w:noProof/>
+        </w:rPr>
+        <w:lastRenderedPageBreak/>
+        <w:drawing>
+          <wp:anchor distT="0" distB="0" distL="114300" distR="114300" simplePos="0" relativeHeight="251667456" behindDoc="1" locked="0" layoutInCell="1" allowOverlap="1" wp14:anchorId="5D185C80" wp14:editId="2CFC6915">
+            <wp:simplePos x="0" y="0"/>
+            <wp:positionH relativeFrom="margin">
+              <wp:align>left</wp:align>
+            </wp:positionH>
+            <wp:positionV relativeFrom="paragraph">
+              <wp:posOffset>264795</wp:posOffset>
+            </wp:positionV>
+            <wp:extent cx="2636520" cy="2463800"/>
+            <wp:effectExtent l="0" t="0" r="0" b="0"/>
+            <wp:wrapTight wrapText="bothSides">
+              <wp:wrapPolygon edited="0">
+                <wp:start x="0" y="0"/>
+                <wp:lineTo x="0" y="21377"/>
+                <wp:lineTo x="21382" y="21377"/>
+                <wp:lineTo x="21382" y="0"/>
+                <wp:lineTo x="0" y="0"/>
+              </wp:wrapPolygon>
+            </wp:wrapTight>
+            <wp:docPr id="1106870006" name="Picture 1"/>
+            <wp:cNvGraphicFramePr>
+              <a:graphicFrameLocks xmlns:a="http://schemas.openxmlformats.org/drawingml/2006/main" noChangeAspect="1"/>
+            </wp:cNvGraphicFramePr>
+            <a:graphic xmlns:a="http://schemas.openxmlformats.org/drawingml/2006/main">
+              <a:graphicData uri="http://schemas.openxmlformats.org/drawingml/2006/picture">
+                <pic:pic xmlns:pic="http://schemas.openxmlformats.org/drawingml/2006/picture">
+                  <pic:nvPicPr>
+                    <pic:cNvPr id="1106870006" name=""/>
+                    <pic:cNvPicPr/>
+                  </pic:nvPicPr>
+                  <pic:blipFill>
+                    <a:blip r:embed="rId19" cstate="print">
+                      <a:extLst>
+                        <a:ext uri="{28A0092B-C50C-407E-A947-70E740481C1C}">
+                          <a14:useLocalDpi xmlns:a14="http://schemas.microsoft.com/office/drawing/2010/main" val="0"/>
+                        </a:ext>
+                      </a:extLst>
+                    </a:blip>
+                    <a:stretch>
+                      <a:fillRect/>
+                    </a:stretch>
+                  </pic:blipFill>
+                  <pic:spPr>
+                    <a:xfrm>
+                      <a:off x="0" y="0"/>
+                      <a:ext cx="2653709" cy="2479713"/>
+                    </a:xfrm>
+                    <a:prstGeom prst="rect">
+                      <a:avLst/>
+                    </a:prstGeom>
+                  </pic:spPr>
+                </pic:pic>
+              </a:graphicData>
+            </a:graphic>
+            <wp14:sizeRelH relativeFrom="margin">
+              <wp14:pctWidth>0</wp14:pctWidth>
+            </wp14:sizeRelH>
+            <wp14:sizeRelV relativeFrom="margin">
+              <wp14:pctHeight>0</wp14:pctHeight>
+            </wp14:sizeRelV>
+          </wp:anchor>
+        </w:drawing>
+      </w:r>
+      <w:r>
+        <w:rPr>
+          <w:rStyle w:val="IntenseReference"/>
+        </w:rPr>
         <w:t>Question 3 – Recipe Scaler</w:t>
       </w:r>
     </w:p>
@@ -1435,8 +1583,780 @@
       </w:r>
     </w:p>
     <w:p/>
-    <w:p/>
+    <w:p>
+      <w:r>
+        <w:t>For the following input:</w:t>
+      </w:r>
+    </w:p>
+    <w:p>
+      <w:r>
+        <w:drawing>
+          <wp:anchor distT="0" distB="0" distL="114300" distR="114300" simplePos="0" relativeHeight="251675648" behindDoc="1" locked="0" layoutInCell="1" allowOverlap="1" wp14:anchorId="018815D4" wp14:editId="2EB5FE29">
+            <wp:simplePos x="0" y="0"/>
+            <wp:positionH relativeFrom="column">
+              <wp:posOffset>0</wp:posOffset>
+            </wp:positionH>
+            <wp:positionV relativeFrom="paragraph">
+              <wp:posOffset>-2304</wp:posOffset>
+            </wp:positionV>
+            <wp:extent cx="5943600" cy="751205"/>
+            <wp:effectExtent l="0" t="0" r="0" b="0"/>
+            <wp:wrapTight wrapText="bothSides">
+              <wp:wrapPolygon edited="0">
+                <wp:start x="0" y="0"/>
+                <wp:lineTo x="0" y="20815"/>
+                <wp:lineTo x="21531" y="20815"/>
+                <wp:lineTo x="21531" y="0"/>
+                <wp:lineTo x="0" y="0"/>
+              </wp:wrapPolygon>
+            </wp:wrapTight>
+            <wp:docPr id="336900222" name="Picture 1"/>
+            <wp:cNvGraphicFramePr>
+              <a:graphicFrameLocks xmlns:a="http://schemas.openxmlformats.org/drawingml/2006/main" noChangeAspect="1"/>
+            </wp:cNvGraphicFramePr>
+            <a:graphic xmlns:a="http://schemas.openxmlformats.org/drawingml/2006/main">
+              <a:graphicData uri="http://schemas.openxmlformats.org/drawingml/2006/picture">
+                <pic:pic xmlns:pic="http://schemas.openxmlformats.org/drawingml/2006/picture">
+                  <pic:nvPicPr>
+                    <pic:cNvPr id="336900222" name=""/>
+                    <pic:cNvPicPr/>
+                  </pic:nvPicPr>
+                  <pic:blipFill>
+                    <a:blip r:embed="rId20">
+                      <a:extLst>
+                        <a:ext uri="{28A0092B-C50C-407E-A947-70E740481C1C}">
+                          <a14:useLocalDpi xmlns:a14="http://schemas.microsoft.com/office/drawing/2010/main" val="0"/>
+                        </a:ext>
+                      </a:extLst>
+                    </a:blip>
+                    <a:stretch>
+                      <a:fillRect/>
+                    </a:stretch>
+                  </pic:blipFill>
+                  <pic:spPr>
+                    <a:xfrm>
+                      <a:off x="0" y="0"/>
+                      <a:ext cx="5943600" cy="751205"/>
+                    </a:xfrm>
+                    <a:prstGeom prst="rect">
+                      <a:avLst/>
+                    </a:prstGeom>
+                  </pic:spPr>
+                </pic:pic>
+              </a:graphicData>
+            </a:graphic>
+          </wp:anchor>
+        </w:drawing>
+      </w:r>
+    </w:p>
+    <w:p>
+      <w:r>
+        <w:t>We obtain the following in the terminal:</w:t>
+      </w:r>
+    </w:p>
+    <w:p>
+      <w:r>
+        <w:drawing>
+          <wp:anchor distT="0" distB="0" distL="114300" distR="114300" simplePos="0" relativeHeight="251676672" behindDoc="1" locked="0" layoutInCell="1" allowOverlap="1" wp14:anchorId="2B680952" wp14:editId="092D44D0">
+            <wp:simplePos x="0" y="0"/>
+            <wp:positionH relativeFrom="column">
+              <wp:posOffset>0</wp:posOffset>
+            </wp:positionH>
+            <wp:positionV relativeFrom="paragraph">
+              <wp:posOffset>1979</wp:posOffset>
+            </wp:positionV>
+            <wp:extent cx="5943600" cy="3066415"/>
+            <wp:effectExtent l="0" t="0" r="0" b="635"/>
+            <wp:wrapTight wrapText="bothSides">
+              <wp:wrapPolygon edited="0">
+                <wp:start x="0" y="0"/>
+                <wp:lineTo x="0" y="21470"/>
+                <wp:lineTo x="21531" y="21470"/>
+                <wp:lineTo x="21531" y="0"/>
+                <wp:lineTo x="0" y="0"/>
+              </wp:wrapPolygon>
+            </wp:wrapTight>
+            <wp:docPr id="1267106438" name="Picture 1"/>
+            <wp:cNvGraphicFramePr>
+              <a:graphicFrameLocks xmlns:a="http://schemas.openxmlformats.org/drawingml/2006/main" noChangeAspect="1"/>
+            </wp:cNvGraphicFramePr>
+            <a:graphic xmlns:a="http://schemas.openxmlformats.org/drawingml/2006/main">
+              <a:graphicData uri="http://schemas.openxmlformats.org/drawingml/2006/picture">
+                <pic:pic xmlns:pic="http://schemas.openxmlformats.org/drawingml/2006/picture">
+                  <pic:nvPicPr>
+                    <pic:cNvPr id="1267106438" name=""/>
+                    <pic:cNvPicPr/>
+                  </pic:nvPicPr>
+                  <pic:blipFill>
+                    <a:blip r:embed="rId21">
+                      <a:extLst>
+                        <a:ext uri="{28A0092B-C50C-407E-A947-70E740481C1C}">
+                          <a14:useLocalDpi xmlns:a14="http://schemas.microsoft.com/office/drawing/2010/main" val="0"/>
+                        </a:ext>
+                      </a:extLst>
+                    </a:blip>
+                    <a:stretch>
+                      <a:fillRect/>
+                    </a:stretch>
+                  </pic:blipFill>
+                  <pic:spPr>
+                    <a:xfrm>
+                      <a:off x="0" y="0"/>
+                      <a:ext cx="5943600" cy="3066415"/>
+                    </a:xfrm>
+                    <a:prstGeom prst="rect">
+                      <a:avLst/>
+                    </a:prstGeom>
+                  </pic:spPr>
+                </pic:pic>
+              </a:graphicData>
+            </a:graphic>
+          </wp:anchor>
+        </w:drawing>
+      </w:r>
+    </w:p>
+    <w:p>
+      <w:pPr>
+        <w:rPr>
+          <w:rStyle w:val="IntenseReference"/>
+        </w:rPr>
+      </w:pPr>
+      <w:r>
+        <w:rPr>
+          <w:rStyle w:val="IntenseReference"/>
+        </w:rPr>
+        <w:lastRenderedPageBreak/>
+        <w:drawing>
+          <wp:anchor distT="0" distB="0" distL="114300" distR="114300" simplePos="0" relativeHeight="251668480" behindDoc="1" locked="0" layoutInCell="1" allowOverlap="1" wp14:anchorId="3DBBF133" wp14:editId="1AD41FCE">
+            <wp:simplePos x="0" y="0"/>
+            <wp:positionH relativeFrom="margin">
+              <wp:align>left</wp:align>
+            </wp:positionH>
+            <wp:positionV relativeFrom="paragraph">
+              <wp:posOffset>312420</wp:posOffset>
+            </wp:positionV>
+            <wp:extent cx="3065145" cy="1852930"/>
+            <wp:effectExtent l="0" t="0" r="1905" b="0"/>
+            <wp:wrapTight wrapText="bothSides">
+              <wp:wrapPolygon edited="0">
+                <wp:start x="0" y="0"/>
+                <wp:lineTo x="0" y="21319"/>
+                <wp:lineTo x="21479" y="21319"/>
+                <wp:lineTo x="21479" y="0"/>
+                <wp:lineTo x="0" y="0"/>
+              </wp:wrapPolygon>
+            </wp:wrapTight>
+            <wp:docPr id="319123489" name="Picture 1"/>
+            <wp:cNvGraphicFramePr>
+              <a:graphicFrameLocks xmlns:a="http://schemas.openxmlformats.org/drawingml/2006/main" noChangeAspect="1"/>
+            </wp:cNvGraphicFramePr>
+            <a:graphic xmlns:a="http://schemas.openxmlformats.org/drawingml/2006/main">
+              <a:graphicData uri="http://schemas.openxmlformats.org/drawingml/2006/picture">
+                <pic:pic xmlns:pic="http://schemas.openxmlformats.org/drawingml/2006/picture">
+                  <pic:nvPicPr>
+                    <pic:cNvPr id="319123489" name=""/>
+                    <pic:cNvPicPr/>
+                  </pic:nvPicPr>
+                  <pic:blipFill>
+                    <a:blip r:embed="rId22" cstate="print">
+                      <a:extLst>
+                        <a:ext uri="{28A0092B-C50C-407E-A947-70E740481C1C}">
+                          <a14:useLocalDpi xmlns:a14="http://schemas.microsoft.com/office/drawing/2010/main" val="0"/>
+                        </a:ext>
+                      </a:extLst>
+                    </a:blip>
+                    <a:stretch>
+                      <a:fillRect/>
+                    </a:stretch>
+                  </pic:blipFill>
+                  <pic:spPr>
+                    <a:xfrm>
+                      <a:off x="0" y="0"/>
+                      <a:ext cx="3068400" cy="1855286"/>
+                    </a:xfrm>
+                    <a:prstGeom prst="rect">
+                      <a:avLst/>
+                    </a:prstGeom>
+                  </pic:spPr>
+                </pic:pic>
+              </a:graphicData>
+            </a:graphic>
+            <wp14:sizeRelH relativeFrom="margin">
+              <wp14:pctWidth>0</wp14:pctWidth>
+            </wp14:sizeRelH>
+            <wp14:sizeRelV relativeFrom="margin">
+              <wp14:pctHeight>0</wp14:pctHeight>
+            </wp14:sizeRelV>
+          </wp:anchor>
+        </w:drawing>
+      </w:r>
+      <w:r>
+        <w:rPr>
+          <w:rStyle w:val="IntenseReference"/>
+        </w:rPr>
+        <w:t xml:space="preserve">Question </w:t>
+      </w:r>
+      <w:r>
+        <w:rPr>
+          <w:rStyle w:val="IntenseReference"/>
+        </w:rPr>
+        <w:t>4 -</w:t>
+      </w:r>
+      <w:r>
+        <w:rPr>
+          <w:rStyle w:val="IntenseReference"/>
+        </w:rPr>
+        <w:t xml:space="preserve"> </w:t>
+      </w:r>
+      <w:r>
+        <w:rPr>
+          <w:rStyle w:val="IntenseReference"/>
+        </w:rPr>
+        <w:t>Library</w:t>
+      </w:r>
+    </w:p>
+    <w:p>
+      <w:r>
+        <w:t xml:space="preserve">To create the class, the start the </w:t>
+      </w:r>
+      <w:r>
+        <w:rPr>
+          <w:i/>
+          <w:iCs/>
+        </w:rPr>
+        <w:t>__</w:t>
+      </w:r>
+      <w:proofErr w:type="spellStart"/>
+      <w:r>
+        <w:rPr>
+          <w:i/>
+          <w:iCs/>
+        </w:rPr>
+        <w:t>init</w:t>
+      </w:r>
+      <w:proofErr w:type="spellEnd"/>
+      <w:r>
+        <w:rPr>
+          <w:i/>
+          <w:iCs/>
+        </w:rPr>
+        <w:t>__</w:t>
+      </w:r>
+      <w:r>
+        <w:t xml:space="preserve"> </w:t>
+      </w:r>
+      <w:r>
+        <w:t xml:space="preserve">with the three required characteristics: </w:t>
+      </w:r>
+      <w:r>
+        <w:rPr>
+          <w:i/>
+          <w:iCs/>
+        </w:rPr>
+        <w:t xml:space="preserve">title, author </w:t>
+      </w:r>
+      <w:r>
+        <w:t xml:space="preserve">and </w:t>
+      </w:r>
+      <w:r>
+        <w:rPr>
+          <w:i/>
+          <w:iCs/>
+        </w:rPr>
+        <w:t xml:space="preserve">year. </w:t>
+      </w:r>
+      <w:r>
+        <w:t xml:space="preserve">We represent it with a string ordering </w:t>
+      </w:r>
+      <w:r>
+        <w:t xml:space="preserve">and typing </w:t>
+      </w:r>
+      <w:r>
+        <w:t xml:space="preserve">it orderly. We make sure it can be compared with other </w:t>
+      </w:r>
+      <w:r>
+        <w:t xml:space="preserve">iterations of itself, and, finally, we create the age function which subtracts it from the </w:t>
+      </w:r>
+      <w:r>
+        <w:t>current year.</w:t>
+      </w:r>
+    </w:p>
+    <w:p>
+      <w:r>
+        <w:rPr>
+          <w:noProof/>
+        </w:rPr>
+        <w:drawing>
+          <wp:anchor distT="0" distB="0" distL="114300" distR="114300" simplePos="0" relativeHeight="251669504" behindDoc="1" locked="0" layoutInCell="1" allowOverlap="1" wp14:anchorId="2D86AFB4" wp14:editId="2E8BF6F6">
+            <wp:simplePos x="0" y="0"/>
+            <wp:positionH relativeFrom="margin">
+              <wp:align>left</wp:align>
+            </wp:positionH>
+            <wp:positionV relativeFrom="paragraph">
+              <wp:posOffset>302260</wp:posOffset>
+            </wp:positionV>
+            <wp:extent cx="3070860" cy="1402080"/>
+            <wp:effectExtent l="0" t="0" r="0" b="7620"/>
+            <wp:wrapTight wrapText="bothSides">
+              <wp:wrapPolygon edited="0">
+                <wp:start x="0" y="0"/>
+                <wp:lineTo x="0" y="21424"/>
+                <wp:lineTo x="21439" y="21424"/>
+                <wp:lineTo x="21439" y="0"/>
+                <wp:lineTo x="0" y="0"/>
+              </wp:wrapPolygon>
+            </wp:wrapTight>
+            <wp:docPr id="1254625673" name="Picture 1"/>
+            <wp:cNvGraphicFramePr>
+              <a:graphicFrameLocks xmlns:a="http://schemas.openxmlformats.org/drawingml/2006/main" noChangeAspect="1"/>
+            </wp:cNvGraphicFramePr>
+            <a:graphic xmlns:a="http://schemas.openxmlformats.org/drawingml/2006/main">
+              <a:graphicData uri="http://schemas.openxmlformats.org/drawingml/2006/picture">
+                <pic:pic xmlns:pic="http://schemas.openxmlformats.org/drawingml/2006/picture">
+                  <pic:nvPicPr>
+                    <pic:cNvPr id="1254625673" name=""/>
+                    <pic:cNvPicPr/>
+                  </pic:nvPicPr>
+                  <pic:blipFill>
+                    <a:blip r:embed="rId23" cstate="print">
+                      <a:extLst>
+                        <a:ext uri="{28A0092B-C50C-407E-A947-70E740481C1C}">
+                          <a14:useLocalDpi xmlns:a14="http://schemas.microsoft.com/office/drawing/2010/main" val="0"/>
+                        </a:ext>
+                      </a:extLst>
+                    </a:blip>
+                    <a:stretch>
+                      <a:fillRect/>
+                    </a:stretch>
+                  </pic:blipFill>
+                  <pic:spPr>
+                    <a:xfrm>
+                      <a:off x="0" y="0"/>
+                      <a:ext cx="3070860" cy="1402080"/>
+                    </a:xfrm>
+                    <a:prstGeom prst="rect">
+                      <a:avLst/>
+                    </a:prstGeom>
+                  </pic:spPr>
+                </pic:pic>
+              </a:graphicData>
+            </a:graphic>
+          </wp:anchor>
+        </w:drawing>
+      </w:r>
+    </w:p>
+    <w:p>
+      <w:r>
+        <w:t xml:space="preserve">For the </w:t>
+      </w:r>
+      <w:proofErr w:type="spellStart"/>
+      <w:r>
+        <w:t>ebook</w:t>
+      </w:r>
+      <w:proofErr w:type="spellEnd"/>
+      <w:r>
+        <w:t xml:space="preserve"> function</w:t>
+      </w:r>
+      <w:r>
+        <w:t xml:space="preserve">., it’s the same structure, but for the </w:t>
+      </w:r>
+      <w:r>
+        <w:rPr>
+          <w:i/>
+          <w:iCs/>
+        </w:rPr>
+        <w:t>__</w:t>
+      </w:r>
+      <w:proofErr w:type="spellStart"/>
+      <w:r>
+        <w:rPr>
+          <w:i/>
+          <w:iCs/>
+        </w:rPr>
+        <w:t>init</w:t>
+      </w:r>
+      <w:proofErr w:type="spellEnd"/>
+      <w:r>
+        <w:rPr>
+          <w:i/>
+          <w:iCs/>
+        </w:rPr>
+        <w:t xml:space="preserve">__, </w:t>
+      </w:r>
+      <w:r>
+        <w:t xml:space="preserve">we include the </w:t>
+      </w:r>
+      <w:r>
+        <w:t>size in megabytes. We calculate the download speed by dividing</w:t>
+      </w:r>
+      <w:r>
+        <w:t xml:space="preserve"> the size of the called </w:t>
+      </w:r>
+      <w:proofErr w:type="spellStart"/>
+      <w:r>
+        <w:t>ebook</w:t>
+      </w:r>
+      <w:proofErr w:type="spellEnd"/>
+      <w:r>
+        <w:t xml:space="preserve"> by</w:t>
+      </w:r>
+      <w:r>
+        <w:t xml:space="preserve"> an input </w:t>
+      </w:r>
+      <w:r>
+        <w:t>of a speed</w:t>
+      </w:r>
+      <w:r>
+        <w:t xml:space="preserve"> given. Otherwise, we use the same syntax.</w:t>
+      </w:r>
+    </w:p>
+    <w:p>
+      <w:r>
+        <w:rPr>
+          <w:noProof/>
+        </w:rPr>
+        <w:drawing>
+          <wp:anchor distT="0" distB="0" distL="114300" distR="114300" simplePos="0" relativeHeight="251670528" behindDoc="1" locked="0" layoutInCell="1" allowOverlap="1" wp14:anchorId="76E92375" wp14:editId="44774189">
+            <wp:simplePos x="0" y="0"/>
+            <wp:positionH relativeFrom="margin">
+              <wp:posOffset>-53340</wp:posOffset>
+            </wp:positionH>
+            <wp:positionV relativeFrom="paragraph">
+              <wp:posOffset>318770</wp:posOffset>
+            </wp:positionV>
+            <wp:extent cx="2705735" cy="2134870"/>
+            <wp:effectExtent l="0" t="0" r="0" b="0"/>
+            <wp:wrapTight wrapText="bothSides">
+              <wp:wrapPolygon edited="0">
+                <wp:start x="0" y="0"/>
+                <wp:lineTo x="0" y="21394"/>
+                <wp:lineTo x="21443" y="21394"/>
+                <wp:lineTo x="21443" y="0"/>
+                <wp:lineTo x="0" y="0"/>
+              </wp:wrapPolygon>
+            </wp:wrapTight>
+            <wp:docPr id="1651905283" name="Picture 1"/>
+            <wp:cNvGraphicFramePr>
+              <a:graphicFrameLocks xmlns:a="http://schemas.openxmlformats.org/drawingml/2006/main" noChangeAspect="1"/>
+            </wp:cNvGraphicFramePr>
+            <a:graphic xmlns:a="http://schemas.openxmlformats.org/drawingml/2006/main">
+              <a:graphicData uri="http://schemas.openxmlformats.org/drawingml/2006/picture">
+                <pic:pic xmlns:pic="http://schemas.openxmlformats.org/drawingml/2006/picture">
+                  <pic:nvPicPr>
+                    <pic:cNvPr id="1651905283" name=""/>
+                    <pic:cNvPicPr/>
+                  </pic:nvPicPr>
+                  <pic:blipFill>
+                    <a:blip r:embed="rId24" cstate="print">
+                      <a:extLst>
+                        <a:ext uri="{28A0092B-C50C-407E-A947-70E740481C1C}">
+                          <a14:useLocalDpi xmlns:a14="http://schemas.microsoft.com/office/drawing/2010/main" val="0"/>
+                        </a:ext>
+                      </a:extLst>
+                    </a:blip>
+                    <a:stretch>
+                      <a:fillRect/>
+                    </a:stretch>
+                  </pic:blipFill>
+                  <pic:spPr>
+                    <a:xfrm>
+                      <a:off x="0" y="0"/>
+                      <a:ext cx="2705735" cy="2134870"/>
+                    </a:xfrm>
+                    <a:prstGeom prst="rect">
+                      <a:avLst/>
+                    </a:prstGeom>
+                  </pic:spPr>
+                </pic:pic>
+              </a:graphicData>
+            </a:graphic>
+            <wp14:sizeRelH relativeFrom="margin">
+              <wp14:pctWidth>0</wp14:pctWidth>
+            </wp14:sizeRelH>
+            <wp14:sizeRelV relativeFrom="margin">
+              <wp14:pctHeight>0</wp14:pctHeight>
+            </wp14:sizeRelV>
+          </wp:anchor>
+        </w:drawing>
+      </w:r>
+    </w:p>
+    <w:p>
+      <w:r>
+        <w:t xml:space="preserve">For the </w:t>
+      </w:r>
+      <w:r>
+        <w:rPr>
+          <w:i/>
+          <w:iCs/>
+        </w:rPr>
+        <w:t xml:space="preserve">Library </w:t>
+      </w:r>
+      <w:r>
+        <w:t xml:space="preserve">class, we start by initializing it </w:t>
+      </w:r>
+      <w:r>
+        <w:t xml:space="preserve">with an empty </w:t>
+      </w:r>
+      <w:proofErr w:type="spellStart"/>
+      <w:proofErr w:type="gramStart"/>
+      <w:r>
+        <w:rPr>
+          <w:i/>
+          <w:iCs/>
+        </w:rPr>
+        <w:t>self.collection</w:t>
+      </w:r>
+      <w:proofErr w:type="spellEnd"/>
+      <w:proofErr w:type="gramEnd"/>
+      <w:r>
+        <w:rPr>
+          <w:i/>
+          <w:iCs/>
+        </w:rPr>
+        <w:t xml:space="preserve"> </w:t>
+      </w:r>
+      <w:r>
+        <w:t xml:space="preserve">and a representation </w:t>
+      </w:r>
+      <w:r>
+        <w:t xml:space="preserve">of a listing with a proper heading. The length of the collection </w:t>
+      </w:r>
+      <w:r>
+        <w:t xml:space="preserve">is calculated by a nested function, and it returns </w:t>
+      </w:r>
+      <w:r>
+        <w:t>an ordered string. To add</w:t>
+      </w:r>
+      <w:r>
+        <w:t>, we start by checking if the book is already in the collection</w:t>
+      </w:r>
+      <w:r>
+        <w:t xml:space="preserve"> by comparing the title with list of titles (via a loop). </w:t>
+      </w:r>
+    </w:p>
+    <w:p/>
+    <w:p/>
+    <w:p/>
+    <w:p/>
+    <w:p/>
+    <w:p/>
+    <w:p/>
+    <w:p>
+      <w:r>
+        <w:lastRenderedPageBreak/>
+        <w:drawing>
+          <wp:anchor distT="0" distB="0" distL="114300" distR="114300" simplePos="0" relativeHeight="251677696" behindDoc="1" locked="0" layoutInCell="1" allowOverlap="1" wp14:anchorId="6593FDA6" wp14:editId="1EDB4FA1">
+            <wp:simplePos x="0" y="0"/>
+            <wp:positionH relativeFrom="margin">
+              <wp:align>left</wp:align>
+            </wp:positionH>
+            <wp:positionV relativeFrom="paragraph">
+              <wp:posOffset>318770</wp:posOffset>
+            </wp:positionV>
+            <wp:extent cx="3976370" cy="3141345"/>
+            <wp:effectExtent l="0" t="0" r="5080" b="1905"/>
+            <wp:wrapTight wrapText="bothSides">
+              <wp:wrapPolygon edited="0">
+                <wp:start x="0" y="0"/>
+                <wp:lineTo x="0" y="21482"/>
+                <wp:lineTo x="21524" y="21482"/>
+                <wp:lineTo x="21524" y="0"/>
+                <wp:lineTo x="0" y="0"/>
+              </wp:wrapPolygon>
+            </wp:wrapTight>
+            <wp:docPr id="895391231" name="Picture 1"/>
+            <wp:cNvGraphicFramePr>
+              <a:graphicFrameLocks xmlns:a="http://schemas.openxmlformats.org/drawingml/2006/main" noChangeAspect="1"/>
+            </wp:cNvGraphicFramePr>
+            <a:graphic xmlns:a="http://schemas.openxmlformats.org/drawingml/2006/main">
+              <a:graphicData uri="http://schemas.openxmlformats.org/drawingml/2006/picture">
+                <pic:pic xmlns:pic="http://schemas.openxmlformats.org/drawingml/2006/picture">
+                  <pic:nvPicPr>
+                    <pic:cNvPr id="895391231" name=""/>
+                    <pic:cNvPicPr/>
+                  </pic:nvPicPr>
+                  <pic:blipFill>
+                    <a:blip r:embed="rId25">
+                      <a:extLst>
+                        <a:ext uri="{28A0092B-C50C-407E-A947-70E740481C1C}">
+                          <a14:useLocalDpi xmlns:a14="http://schemas.microsoft.com/office/drawing/2010/main" val="0"/>
+                        </a:ext>
+                      </a:extLst>
+                    </a:blip>
+                    <a:stretch>
+                      <a:fillRect/>
+                    </a:stretch>
+                  </pic:blipFill>
+                  <pic:spPr>
+                    <a:xfrm>
+                      <a:off x="0" y="0"/>
+                      <a:ext cx="3976370" cy="3141345"/>
+                    </a:xfrm>
+                    <a:prstGeom prst="rect">
+                      <a:avLst/>
+                    </a:prstGeom>
+                  </pic:spPr>
+                </pic:pic>
+              </a:graphicData>
+            </a:graphic>
+            <wp14:sizeRelH relativeFrom="margin">
+              <wp14:pctWidth>0</wp14:pctWidth>
+            </wp14:sizeRelH>
+            <wp14:sizeRelV relativeFrom="margin">
+              <wp14:pctHeight>0</wp14:pctHeight>
+            </wp14:sizeRelV>
+          </wp:anchor>
+        </w:drawing>
+      </w:r>
+      <w:r>
+        <w:t>For the following input:</w:t>
+      </w:r>
+    </w:p>
+    <w:p/>
+    <w:p/>
+    <w:p/>
+    <w:p/>
+    <w:p/>
+    <w:p/>
+    <w:p/>
+    <w:p/>
+    <w:p/>
+    <w:p/>
+    <w:p/>
+    <w:p>
+      <w:r>
+        <w:t>We obtain in the terminal:</w:t>
+      </w:r>
+    </w:p>
+    <w:p>
+      <w:r>
+        <w:drawing>
+          <wp:anchor distT="0" distB="0" distL="114300" distR="114300" simplePos="0" relativeHeight="251678720" behindDoc="1" locked="0" layoutInCell="1" allowOverlap="1" wp14:anchorId="2E8D9334" wp14:editId="08D7BFE7">
+            <wp:simplePos x="0" y="0"/>
+            <wp:positionH relativeFrom="column">
+              <wp:posOffset>0</wp:posOffset>
+            </wp:positionH>
+            <wp:positionV relativeFrom="paragraph">
+              <wp:posOffset>-2304</wp:posOffset>
+            </wp:positionV>
+            <wp:extent cx="5943600" cy="1709420"/>
+            <wp:effectExtent l="0" t="0" r="0" b="5080"/>
+            <wp:wrapTight wrapText="bothSides">
+              <wp:wrapPolygon edited="0">
+                <wp:start x="0" y="0"/>
+                <wp:lineTo x="0" y="21423"/>
+                <wp:lineTo x="21531" y="21423"/>
+                <wp:lineTo x="21531" y="0"/>
+                <wp:lineTo x="0" y="0"/>
+              </wp:wrapPolygon>
+            </wp:wrapTight>
+            <wp:docPr id="1431349811" name="Picture 1"/>
+            <wp:cNvGraphicFramePr>
+              <a:graphicFrameLocks xmlns:a="http://schemas.openxmlformats.org/drawingml/2006/main" noChangeAspect="1"/>
+            </wp:cNvGraphicFramePr>
+            <a:graphic xmlns:a="http://schemas.openxmlformats.org/drawingml/2006/main">
+              <a:graphicData uri="http://schemas.openxmlformats.org/drawingml/2006/picture">
+                <pic:pic xmlns:pic="http://schemas.openxmlformats.org/drawingml/2006/picture">
+                  <pic:nvPicPr>
+                    <pic:cNvPr id="1431349811" name=""/>
+                    <pic:cNvPicPr/>
+                  </pic:nvPicPr>
+                  <pic:blipFill>
+                    <a:blip r:embed="rId26">
+                      <a:extLst>
+                        <a:ext uri="{28A0092B-C50C-407E-A947-70E740481C1C}">
+                          <a14:useLocalDpi xmlns:a14="http://schemas.microsoft.com/office/drawing/2010/main" val="0"/>
+                        </a:ext>
+                      </a:extLst>
+                    </a:blip>
+                    <a:stretch>
+                      <a:fillRect/>
+                    </a:stretch>
+                  </pic:blipFill>
+                  <pic:spPr>
+                    <a:xfrm>
+                      <a:off x="0" y="0"/>
+                      <a:ext cx="5943600" cy="1709420"/>
+                    </a:xfrm>
+                    <a:prstGeom prst="rect">
+                      <a:avLst/>
+                    </a:prstGeom>
+                  </pic:spPr>
+                </pic:pic>
+              </a:graphicData>
+            </a:graphic>
+          </wp:anchor>
+        </w:drawing>
+      </w:r>
+    </w:p>
+    <w:p/>
+    <w:p/>
+    <w:p/>
+    <w:p/>
+    <w:p/>
+    <w:p/>
+    <w:p>
+      <w:pPr>
+        <w:rPr>
+          <w:rStyle w:val="IntenseReference"/>
+        </w:rPr>
+      </w:pPr>
+      <w:r>
+        <w:rPr>
+          <w:rStyle w:val="IntenseReference"/>
+        </w:rPr>
+        <w:lastRenderedPageBreak/>
+        <w:t xml:space="preserve">Question 5 </w:t>
+      </w:r>
+      <w:r>
+        <w:rPr>
+          <w:rStyle w:val="IntenseReference"/>
+        </w:rPr>
+        <w:t>–</w:t>
+      </w:r>
+      <w:r>
+        <w:rPr>
+          <w:rStyle w:val="IntenseReference"/>
+        </w:rPr>
+        <w:t xml:space="preserve"> </w:t>
+      </w:r>
+      <w:r>
+        <w:rPr>
+          <w:rStyle w:val="IntenseReference"/>
+        </w:rPr>
+        <w:t>Movie Review Extraction Pipeline</w:t>
+      </w:r>
+    </w:p>
+    <w:p>
+      <w:r>
+        <w:t xml:space="preserve">I </w:t>
+      </w:r>
+      <w:r>
+        <w:t>couldn’t</w:t>
+      </w:r>
+      <w:r>
+        <w:t xml:space="preserve"> move forward very much with the final question, as I had issues with the loading of the </w:t>
+      </w:r>
+      <w:proofErr w:type="spellStart"/>
+      <w:r>
+        <w:t>openai</w:t>
+      </w:r>
+      <w:proofErr w:type="spellEnd"/>
+      <w:r>
+        <w:t xml:space="preserve"> library, and the syntax for the AI implementation was something I didn’t manage to master. </w:t>
+      </w:r>
+      <w:r>
+        <w:t xml:space="preserve">In my desire to not use AI </w:t>
+      </w:r>
+      <w:r>
+        <w:t xml:space="preserve">generation and to program all myself, I decided to accept the fact I will not be able to complete this question. </w:t>
+      </w:r>
+      <w:r>
+        <w:t>I will continue studying the process and try to learn by myself. I apologize for the lack of results in this question.</w:t>
+      </w:r>
+    </w:p>
     <w:sectPr>
+      <w:headerReference w:type="default" r:id="rId27"/>
       <w:pgSz w:w="12240" w:h="15840"/>
       <w:pgMar w:top="1440" w:right="1440" w:bottom="1440" w:left="1440" w:header="720" w:footer="720" w:gutter="0"/>
       <w:cols w:space="720"/>
@@ -1444,6 +2364,94 @@
     </w:sectPr>
   </w:body>
 </w:document>
+</file>
+
+<file path=word/endnotes.xml><?xml version="1.0" encoding="utf-8"?>
+<w:endnotes xmlns:wpc="http://schemas.microsoft.com/office/word/2010/wordprocessingCanvas" xmlns:cx="http://schemas.microsoft.com/office/drawing/2014/chartex" xmlns:cx1="http://schemas.microsoft.com/office/drawing/2015/9/8/chartex" xmlns:cx2="http://schemas.microsoft.com/office/drawing/2015/10/21/chartex" xmlns:cx3="http://schemas.microsoft.com/office/drawing/2016/5/9/chartex" xmlns:cx4="http://schemas.microsoft.com/office/drawing/2016/5/10/chartex" xmlns:cx5="http://schemas.microsoft.com/office/drawing/2016/5/11/chartex" xmlns:cx6="http://schemas.microsoft.com/office/drawing/2016/5/12/chartex" xmlns:cx7="http://schemas.microsoft.com/office/drawing/2016/5/13/chartex" xmlns:cx8="http://schemas.microsoft.com/office/drawing/2016/5/14/chartex" xmlns:mc="http://schemas.openxmlformats.org/markup-compatibility/2006" xmlns:aink="http://schemas.microsoft.com/office/drawing/2016/ink" xmlns:am3d="http://schemas.microsoft.com/office/drawing/2017/model3d" xmlns:o="urn:schemas-microsoft-com:office:office" xmlns:oel="http://schemas.microsoft.com/office/2019/extlst" xmlns:r="http://schemas.openxmlformats.org/officeDocument/2006/relationships" xmlns:m="http://schemas.openxmlformats.org/officeDocument/2006/math" xmlns:v="urn:schemas-microsoft-com:vml" xmlns:wp14="http://schemas.microsoft.com/office/word/2010/wordprocessingDrawing" xmlns:wp="http://schemas.openxmlformats.org/drawingml/2006/wordprocessingDrawing" xmlns:w10="urn:schemas-microsoft-com:office:word" xmlns:w="http://schemas.openxmlformats.org/wordprocessingml/2006/main" xmlns:w14="http://schemas.microsoft.com/office/word/2010/wordml" xmlns:w15="http://schemas.microsoft.com/office/word/2012/wordml" xmlns:w16cei="http://schemas.microsoft.com/office/word/2026/wordml/cei" xmlns:w16cex="http://schemas.microsoft.com/office/word/2018/wordml/cex" xmlns:w16cid="http://schemas.microsoft.com/office/word/2016/wordml/cid" xmlns:w16="http://schemas.microsoft.com/office/word/2018/wordml" xmlns:w16du="http://schemas.microsoft.com/office/word/2023/wordml/word16du" xmlns:w16sdtdh="http://schemas.microsoft.com/office/word/2020/wordml/sdtdatahash" xmlns:w16sdtfl="http://schemas.microsoft.com/office/word/2024/wordml/sdtformatlock" xmlns:w16se="http://schemas.microsoft.com/office/word/2015/wordml/symex" xmlns:wpg="http://schemas.microsoft.com/office/word/2010/wordprocessingGroup" xmlns:wpi="http://schemas.microsoft.com/office/word/2010/wordprocessingInk" xmlns:wne="http://schemas.microsoft.com/office/word/2006/wordml" xmlns:wps="http://schemas.microsoft.com/office/word/2010/wordprocessingShape" mc:Ignorable="w14 w15 w16se w16cid w16 w16cex w16sdtdh w16sdtfl w16du wp14">
+  <w:endnote w:type="separator" w:id="-1">
+    <w:p>
+      <w:pPr>
+        <w:spacing w:after="0" w:line="240" w:lineRule="auto"/>
+      </w:pPr>
+      <w:r>
+        <w:separator/>
+      </w:r>
+    </w:p>
+  </w:endnote>
+  <w:endnote w:type="continuationSeparator" w:id="0">
+    <w:p>
+      <w:pPr>
+        <w:spacing w:after="0" w:line="240" w:lineRule="auto"/>
+      </w:pPr>
+      <w:r>
+        <w:continuationSeparator/>
+      </w:r>
+    </w:p>
+  </w:endnote>
+</w:endnotes>
+</file>
+
+<file path=word/footnotes.xml><?xml version="1.0" encoding="utf-8"?>
+<w:footnotes xmlns:wpc="http://schemas.microsoft.com/office/word/2010/wordprocessingCanvas" xmlns:cx="http://schemas.microsoft.com/office/drawing/2014/chartex" xmlns:cx1="http://schemas.microsoft.com/office/drawing/2015/9/8/chartex" xmlns:cx2="http://schemas.microsoft.com/office/drawing/2015/10/21/chartex" xmlns:cx3="http://schemas.microsoft.com/office/drawing/2016/5/9/chartex" xmlns:cx4="http://schemas.microsoft.com/office/drawing/2016/5/10/chartex" xmlns:cx5="http://schemas.microsoft.com/office/drawing/2016/5/11/chartex" xmlns:cx6="http://schemas.microsoft.com/office/drawing/2016/5/12/chartex" xmlns:cx7="http://schemas.microsoft.com/office/drawing/2016/5/13/chartex" xmlns:cx8="http://schemas.microsoft.com/office/drawing/2016/5/14/chartex" xmlns:mc="http://schemas.openxmlformats.org/markup-compatibility/2006" xmlns:aink="http://schemas.microsoft.com/office/drawing/2016/ink" xmlns:am3d="http://schemas.microsoft.com/office/drawing/2017/model3d" xmlns:o="urn:schemas-microsoft-com:office:office" xmlns:oel="http://schemas.microsoft.com/office/2019/extlst" xmlns:r="http://schemas.openxmlformats.org/officeDocument/2006/relationships" xmlns:m="http://schemas.openxmlformats.org/officeDocument/2006/math" xmlns:v="urn:schemas-microsoft-com:vml" xmlns:wp14="http://schemas.microsoft.com/office/word/2010/wordprocessingDrawing" xmlns:wp="http://schemas.openxmlformats.org/drawingml/2006/wordprocessingDrawing" xmlns:w10="urn:schemas-microsoft-com:office:word" xmlns:w="http://schemas.openxmlformats.org/wordprocessingml/2006/main" xmlns:w14="http://schemas.microsoft.com/office/word/2010/wordml" xmlns:w15="http://schemas.microsoft.com/office/word/2012/wordml" xmlns:w16cei="http://schemas.microsoft.com/office/word/2026/wordml/cei" xmlns:w16cex="http://schemas.microsoft.com/office/word/2018/wordml/cex" xmlns:w16cid="http://schemas.microsoft.com/office/word/2016/wordml/cid" xmlns:w16="http://schemas.microsoft.com/office/word/2018/wordml" xmlns:w16du="http://schemas.microsoft.com/office/word/2023/wordml/word16du" xmlns:w16sdtdh="http://schemas.microsoft.com/office/word/2020/wordml/sdtdatahash" xmlns:w16sdtfl="http://schemas.microsoft.com/office/word/2024/wordml/sdtformatlock" xmlns:w16se="http://schemas.microsoft.com/office/word/2015/wordml/symex" xmlns:wpg="http://schemas.microsoft.com/office/word/2010/wordprocessingGroup" xmlns:wpi="http://schemas.microsoft.com/office/word/2010/wordprocessingInk" xmlns:wne="http://schemas.microsoft.com/office/word/2006/wordml" xmlns:wps="http://schemas.microsoft.com/office/word/2010/wordprocessingShape" mc:Ignorable="w14 w15 w16se w16cid w16 w16cex w16sdtdh w16sdtfl w16du wp14">
+  <w:footnote w:type="separator" w:id="-1">
+    <w:p>
+      <w:pPr>
+        <w:spacing w:after="0" w:line="240" w:lineRule="auto"/>
+      </w:pPr>
+      <w:r>
+        <w:separator/>
+      </w:r>
+    </w:p>
+  </w:footnote>
+  <w:footnote w:type="continuationSeparator" w:id="0">
+    <w:p>
+      <w:pPr>
+        <w:spacing w:after="0" w:line="240" w:lineRule="auto"/>
+      </w:pPr>
+      <w:r>
+        <w:continuationSeparator/>
+      </w:r>
+    </w:p>
+  </w:footnote>
+</w:footnotes>
+</file>
+
+<file path=word/header1.xml><?xml version="1.0" encoding="utf-8"?>
+<w:hdr xmlns:wpc="http://schemas.microsoft.com/office/word/2010/wordprocessingCanvas" xmlns:cx="http://schemas.microsoft.com/office/drawing/2014/chartex" xmlns:cx1="http://schemas.microsoft.com/office/drawing/2015/9/8/chartex" xmlns:cx2="http://schemas.microsoft.com/office/drawing/2015/10/21/chartex" xmlns:cx3="http://schemas.microsoft.com/office/drawing/2016/5/9/chartex" xmlns:cx4="http://schemas.microsoft.com/office/drawing/2016/5/10/chartex" xmlns:cx5="http://schemas.microsoft.com/office/drawing/2016/5/11/chartex" xmlns:cx6="http://schemas.microsoft.com/office/drawing/2016/5/12/chartex" xmlns:cx7="http://schemas.microsoft.com/office/drawing/2016/5/13/chartex" xmlns:cx8="http://schemas.microsoft.com/office/drawing/2016/5/14/chartex" xmlns:mc="http://schemas.openxmlformats.org/markup-compatibility/2006" xmlns:aink="http://schemas.microsoft.com/office/drawing/2016/ink" xmlns:am3d="http://schemas.microsoft.com/office/drawing/2017/model3d" xmlns:o="urn:schemas-microsoft-com:office:office" xmlns:oel="http://schemas.microsoft.com/office/2019/extlst" xmlns:r="http://schemas.openxmlformats.org/officeDocument/2006/relationships" xmlns:m="http://schemas.openxmlformats.org/officeDocument/2006/math" xmlns:v="urn:schemas-microsoft-com:vml" xmlns:wp14="http://schemas.microsoft.com/office/word/2010/wordprocessingDrawing" xmlns:wp="http://schemas.openxmlformats.org/drawingml/2006/wordprocessingDrawing" xmlns:w10="urn:schemas-microsoft-com:office:word" xmlns:w="http://schemas.openxmlformats.org/wordprocessingml/2006/main" xmlns:w14="http://schemas.microsoft.com/office/word/2010/wordml" xmlns:w15="http://schemas.microsoft.com/office/word/2012/wordml" xmlns:w16cei="http://schemas.microsoft.com/office/word/2026/wordml/cei" xmlns:w16cex="http://schemas.microsoft.com/office/word/2018/wordml/cex" xmlns:w16cid="http://schemas.microsoft.com/office/word/2016/wordml/cid" xmlns:w16="http://schemas.microsoft.com/office/word/2018/wordml" xmlns:w16du="http://schemas.microsoft.com/office/word/2023/wordml/word16du" xmlns:w16sdtdh="http://schemas.microsoft.com/office/word/2020/wordml/sdtdatahash" xmlns:w16sdtfl="http://schemas.microsoft.com/office/word/2024/wordml/sdtformatlock" xmlns:w16se="http://schemas.microsoft.com/office/word/2015/wordml/symex" xmlns:wpg="http://schemas.microsoft.com/office/word/2010/wordprocessingGroup" xmlns:wpi="http://schemas.microsoft.com/office/word/2010/wordprocessingInk" xmlns:wne="http://schemas.microsoft.com/office/word/2006/wordml" xmlns:wps="http://schemas.microsoft.com/office/word/2010/wordprocessingShape" mc:Ignorable="w14 w15 w16se w16cid w16 w16cex w16sdtdh w16sdtfl w16du wp14">
+  <w:p>
+    <w:pPr>
+      <w:pStyle w:val="Header"/>
+    </w:pPr>
+    <w:r>
+      <w:t>Juan Daniel Parra Defaz</w:t>
+    </w:r>
+    <w:r>
+      <w:tab/>
+    </w:r>
+    <w:r>
+      <w:tab/>
+      <w:t xml:space="preserve">SRH Hochschule </w:t>
+    </w:r>
+    <w:r>
+      <w:t>– SD &amp; App</w:t>
+    </w:r>
+  </w:p>
+  <w:p>
+    <w:pPr>
+      <w:pStyle w:val="Header"/>
+    </w:pPr>
+    <w:r>
+      <w:t>100006002</w:t>
+    </w:r>
+    <w:r>
+      <w:tab/>
+    </w:r>
+    <w:r>
+      <w:tab/>
+      <w:t>Dr. -Ing. Grigory Devadze</w:t>
+    </w:r>
+  </w:p>
+</w:hdr>
 </file>
 
 <file path=word/styles.xml><?xml version="1.0" encoding="utf-8"?>
@@ -2364,6 +3372,50 @@
       <w:spacing w:val="5"/>
     </w:rPr>
   </w:style>
+  <w:style w:type="paragraph" w:styleId="Header">
+    <w:name w:val="header"/>
+    <w:basedOn w:val="Normal"/>
+    <w:link w:val="HeaderChar"/>
+    <w:uiPriority w:val="99"/>
+    <w:unhideWhenUsed/>
+    <w:rsid w:val="000B35C8"/>
+    <w:pPr>
+      <w:tabs>
+        <w:tab w:val="center" w:pos="4680"/>
+        <w:tab w:val="right" w:pos="9360"/>
+      </w:tabs>
+      <w:spacing w:after="0" w:line="240" w:lineRule="auto"/>
+    </w:pPr>
+  </w:style>
+  <w:style w:type="character" w:customStyle="1" w:styleId="HeaderChar">
+    <w:name w:val="Header Char"/>
+    <w:basedOn w:val="DefaultParagraphFont"/>
+    <w:link w:val="Header"/>
+    <w:uiPriority w:val="99"/>
+    <w:rsid w:val="000B35C8"/>
+  </w:style>
+  <w:style w:type="paragraph" w:styleId="Footer">
+    <w:name w:val="footer"/>
+    <w:basedOn w:val="Normal"/>
+    <w:link w:val="FooterChar"/>
+    <w:uiPriority w:val="99"/>
+    <w:unhideWhenUsed/>
+    <w:rsid w:val="000B35C8"/>
+    <w:pPr>
+      <w:tabs>
+        <w:tab w:val="center" w:pos="4680"/>
+        <w:tab w:val="right" w:pos="9360"/>
+      </w:tabs>
+      <w:spacing w:after="0" w:line="240" w:lineRule="auto"/>
+    </w:pPr>
+  </w:style>
+  <w:style w:type="character" w:customStyle="1" w:styleId="FooterChar">
+    <w:name w:val="Footer Char"/>
+    <w:basedOn w:val="DefaultParagraphFont"/>
+    <w:link w:val="Footer"/>
+    <w:uiPriority w:val="99"/>
+    <w:rsid w:val="000B35C8"/>
+  </w:style>
 </w:styles>
 </file>
 
